--- a/PPI Ingeniería Primer Semestre.docx
+++ b/PPI Ingeniería Primer Semestre.docx
@@ -12006,7 +12006,17 @@
           <w:sz w:val="22"/>
           <w:szCs w:val="22"/>
         </w:rPr>
-        <w:t xml:space="preserve">Rama: </w:t>
+        <w:t>Rol</w:t>
+      </w:r>
+      <w:r>
+        <w:rPr>
+          <w:rFonts w:eastAsiaTheme="minorEastAsia" w:cs="Times New Roman"/>
+          <w:b/>
+          <w:bCs/>
+          <w:sz w:val="22"/>
+          <w:szCs w:val="22"/>
+        </w:rPr>
+        <w:t xml:space="preserve">: </w:t>
       </w:r>
       <w:r>
         <w:rPr>
@@ -12077,7 +12087,17 @@
           <w:sz w:val="22"/>
           <w:szCs w:val="22"/>
         </w:rPr>
-        <w:t xml:space="preserve">Rama: </w:t>
+        <w:t>Rol</w:t>
+      </w:r>
+      <w:r>
+        <w:rPr>
+          <w:rFonts w:eastAsiaTheme="minorEastAsia" w:cs="Times New Roman"/>
+          <w:b/>
+          <w:bCs/>
+          <w:sz w:val="22"/>
+          <w:szCs w:val="22"/>
+        </w:rPr>
+        <w:t xml:space="preserve">: </w:t>
       </w:r>
       <w:r>
         <w:rPr>
@@ -12148,7 +12168,17 @@
           <w:sz w:val="22"/>
           <w:szCs w:val="22"/>
         </w:rPr>
-        <w:t xml:space="preserve">Rama: </w:t>
+        <w:t>Rol</w:t>
+      </w:r>
+      <w:r>
+        <w:rPr>
+          <w:rFonts w:eastAsiaTheme="minorEastAsia" w:cs="Times New Roman"/>
+          <w:b/>
+          <w:bCs/>
+          <w:sz w:val="22"/>
+          <w:szCs w:val="22"/>
+        </w:rPr>
+        <w:t xml:space="preserve">: </w:t>
       </w:r>
       <w:r>
         <w:rPr>
@@ -12219,7 +12249,17 @@
           <w:sz w:val="22"/>
           <w:szCs w:val="22"/>
         </w:rPr>
-        <w:t>Rama:</w:t>
+        <w:t>Rol</w:t>
+      </w:r>
+      <w:r>
+        <w:rPr>
+          <w:rFonts w:eastAsiaTheme="minorEastAsia" w:cs="Times New Roman"/>
+          <w:b/>
+          <w:bCs/>
+          <w:sz w:val="22"/>
+          <w:szCs w:val="22"/>
+        </w:rPr>
+        <w:t>:</w:t>
       </w:r>
       <w:r>
         <w:rPr>
@@ -12288,7 +12328,17 @@
           <w:sz w:val="22"/>
           <w:szCs w:val="22"/>
         </w:rPr>
-        <w:t>Rama:</w:t>
+        <w:t>Rol</w:t>
+      </w:r>
+      <w:r>
+        <w:rPr>
+          <w:rFonts w:eastAsiaTheme="minorEastAsia" w:cs="Times New Roman"/>
+          <w:b/>
+          <w:bCs/>
+          <w:sz w:val="22"/>
+          <w:szCs w:val="22"/>
+        </w:rPr>
+        <w:t>:</w:t>
       </w:r>
       <w:r>
         <w:rPr>
@@ -12361,7 +12411,17 @@
           <w:sz w:val="22"/>
           <w:szCs w:val="22"/>
         </w:rPr>
-        <w:t xml:space="preserve">Rama: </w:t>
+        <w:t>Rol</w:t>
+      </w:r>
+      <w:r>
+        <w:rPr>
+          <w:rFonts w:eastAsiaTheme="minorEastAsia" w:cs="Times New Roman"/>
+          <w:b/>
+          <w:bCs/>
+          <w:sz w:val="22"/>
+          <w:szCs w:val="22"/>
+        </w:rPr>
+        <w:t xml:space="preserve">: </w:t>
       </w:r>
       <w:r>
         <w:rPr>
@@ -12443,11 +12503,21 @@
           <w:sz w:val="22"/>
           <w:szCs w:val="22"/>
         </w:rPr>
-        <w:t xml:space="preserve">Rama: </w:t>
+        <w:t>Rol</w:t>
       </w:r>
       <w:r>
         <w:rPr>
           <w:rFonts w:eastAsiaTheme="minorEastAsia" w:cs="Times New Roman"/>
+          <w:b/>
+          <w:bCs/>
+          <w:sz w:val="22"/>
+          <w:szCs w:val="22"/>
+        </w:rPr>
+        <w:t xml:space="preserve">: </w:t>
+      </w:r>
+      <w:r>
+        <w:rPr>
+          <w:rFonts w:eastAsiaTheme="minorEastAsia" w:cs="Times New Roman"/>
           <w:sz w:val="22"/>
           <w:szCs w:val="22"/>
         </w:rPr>
@@ -12575,7 +12645,17 @@
           <w:sz w:val="22"/>
           <w:szCs w:val="22"/>
         </w:rPr>
-        <w:t xml:space="preserve">Rama: </w:t>
+        <w:t>Rol</w:t>
+      </w:r>
+      <w:r>
+        <w:rPr>
+          <w:rFonts w:eastAsiaTheme="minorEastAsia" w:cs="Times New Roman"/>
+          <w:b/>
+          <w:bCs/>
+          <w:sz w:val="22"/>
+          <w:szCs w:val="22"/>
+        </w:rPr>
+        <w:t xml:space="preserve">: </w:t>
       </w:r>
       <w:r>
         <w:rPr>
@@ -12711,6 +12791,105 @@
           <w:b/>
           <w:bCs/>
         </w:rPr>
+        <w:t>Función: Registrar una reserva</w:t>
+      </w:r>
+    </w:p>
+    <w:p>
+      <w:pPr>
+        <w:pStyle w:val="Textbody"/>
+        <w:rPr>
+          <w:rFonts w:ascii="Times New Roman" w:hAnsi="Times New Roman" w:cs="Times New Roman"/>
+          <w:b/>
+          <w:bCs/>
+        </w:rPr>
+      </w:pPr>
+      <w:r>
+        <w:rPr>
+          <w:rFonts w:ascii="Times New Roman" w:hAnsi="Times New Roman" w:cs="Times New Roman"/>
+          <w:b/>
+          <w:bCs/>
+        </w:rPr>
+        <w:t xml:space="preserve">Módulos asociados: </w:t>
+      </w:r>
+      <w:r>
+        <w:rPr>
+          <w:rFonts w:ascii="Times New Roman" w:hAnsi="Times New Roman" w:cs="Times New Roman"/>
+        </w:rPr>
+        <w:t>Agenda</w:t>
+      </w:r>
+    </w:p>
+    <w:p>
+      <w:pPr>
+        <w:pStyle w:val="Textbody"/>
+        <w:rPr>
+          <w:rFonts w:ascii="Times New Roman" w:hAnsi="Times New Roman" w:cs="Times New Roman"/>
+        </w:rPr>
+      </w:pPr>
+      <w:r>
+        <w:rPr>
+          <w:rFonts w:ascii="Times New Roman" w:hAnsi="Times New Roman" w:cs="Times New Roman"/>
+        </w:rPr>
+        <w:t>Al ingresar al módulo de agenda, el usuario visualiza un calendario interactivo que muestra el mes en curso, donde puede seleccionar el día en el que desea realizar la reserva. Al seleccionar una fecha, el sistema despliega un catálogo de equipos disponibles (PS5 o PC) mediante tarjetas seleccionables.</w:t>
+      </w:r>
+    </w:p>
+    <w:p>
+      <w:pPr>
+        <w:pStyle w:val="Textbody"/>
+        <w:rPr>
+          <w:rFonts w:ascii="Times New Roman" w:hAnsi="Times New Roman" w:cs="Times New Roman"/>
+        </w:rPr>
+      </w:pPr>
+      <w:r>
+        <w:rPr>
+          <w:rFonts w:ascii="Times New Roman" w:hAnsi="Times New Roman" w:cs="Times New Roman"/>
+        </w:rPr>
+        <w:t xml:space="preserve">Una vez elegido el tipo de equipo, se presenta una vista de horarios organizada en columnas (equipos) </w:t>
+      </w:r>
+      <w:r>
+        <w:rPr>
+          <w:rFonts w:ascii="Times New Roman" w:hAnsi="Times New Roman" w:cs="Times New Roman"/>
+        </w:rPr>
+        <w:lastRenderedPageBreak/>
+        <w:t>y filas (franjas horarias), donde la disponibilidad se indica visualmente mediante colores (rojo para no disponible y verde para disponible).</w:t>
+      </w:r>
+    </w:p>
+    <w:p>
+      <w:pPr>
+        <w:pStyle w:val="Textbody"/>
+        <w:rPr>
+          <w:rFonts w:ascii="Times New Roman" w:hAnsi="Times New Roman" w:cs="Times New Roman"/>
+        </w:rPr>
+      </w:pPr>
+      <w:r>
+        <w:rPr>
+          <w:rFonts w:ascii="Times New Roman" w:hAnsi="Times New Roman" w:cs="Times New Roman"/>
+        </w:rPr>
+        <w:t>Finalmente, el usuario accede a un formulario en el que ingresa datos como número de personas y tiempo de uso, junto con la visualización de la fecha y hora seleccionadas, para confirmar la reserva mediante un mensaje previo de validación.</w:t>
+      </w:r>
+    </w:p>
+    <w:p>
+      <w:pPr>
+        <w:pStyle w:val="Textbody"/>
+        <w:rPr>
+          <w:rFonts w:ascii="Times New Roman" w:hAnsi="Times New Roman" w:cs="Times New Roman"/>
+        </w:rPr>
+      </w:pPr>
+    </w:p>
+    <w:p>
+      <w:pPr>
+        <w:pStyle w:val="Textbody"/>
+        <w:rPr>
+          <w:rFonts w:ascii="Times New Roman" w:hAnsi="Times New Roman" w:cs="Times New Roman"/>
+          <w:b/>
+          <w:bCs/>
+        </w:rPr>
+      </w:pPr>
+      <w:r>
+        <w:rPr>
+          <w:rFonts w:ascii="Times New Roman" w:hAnsi="Times New Roman" w:cs="Times New Roman"/>
+          <w:b/>
+          <w:bCs/>
+        </w:rPr>
         <w:t xml:space="preserve">Función: </w:t>
       </w:r>
       <w:proofErr w:type="spellStart"/>
@@ -12737,34 +12916,64 @@
           <w:b/>
           <w:bCs/>
         </w:rPr>
-        <w:t>Módulos</w:t>
-      </w:r>
-      <w:r>
+        <w:t>Módulos asociados:</w:t>
+      </w:r>
+      <w:r>
+        <w:rPr>
+          <w:rFonts w:ascii="Times New Roman" w:hAnsi="Times New Roman" w:cs="Times New Roman"/>
+        </w:rPr>
+        <w:t xml:space="preserve"> Reserva, Visualización de agenda</w:t>
+      </w:r>
+    </w:p>
+    <w:p>
+      <w:pPr>
+        <w:pStyle w:val="Textbody"/>
+        <w:rPr>
+          <w:rFonts w:ascii="Times New Roman" w:hAnsi="Times New Roman" w:cs="Times New Roman"/>
+        </w:rPr>
+      </w:pPr>
+      <w:r>
+        <w:rPr>
+          <w:rFonts w:ascii="Times New Roman" w:hAnsi="Times New Roman" w:cs="Times New Roman"/>
+        </w:rPr>
+        <w:t>Valida si un recurso (equipo o espacio) se encuentra disponible en una fecha y franja horaria específica, consultando los registros de reservas existentes y verificando ausencia de solapamientos antes de permitir la creación de una nueva reserva.</w:t>
+      </w:r>
+    </w:p>
+    <w:p>
+      <w:pPr>
+        <w:pStyle w:val="Textbody"/>
+        <w:rPr>
+          <w:rFonts w:ascii="Times New Roman" w:hAnsi="Times New Roman" w:cs="Times New Roman"/>
+        </w:rPr>
+      </w:pPr>
+    </w:p>
+    <w:p>
+      <w:pPr>
+        <w:pStyle w:val="Textbody"/>
         <w:rPr>
           <w:rFonts w:ascii="Times New Roman" w:hAnsi="Times New Roman" w:cs="Times New Roman"/>
           <w:b/>
           <w:bCs/>
         </w:rPr>
-        <w:t xml:space="preserve"> asociados:</w:t>
-      </w:r>
-      <w:r>
-        <w:rPr>
-          <w:rFonts w:ascii="Times New Roman" w:hAnsi="Times New Roman" w:cs="Times New Roman"/>
-        </w:rPr>
-        <w:t xml:space="preserve"> Reserva, </w:t>
-      </w:r>
-      <w:r>
-        <w:rPr>
-          <w:rFonts w:ascii="Times New Roman" w:hAnsi="Times New Roman" w:cs="Times New Roman"/>
-        </w:rPr>
-        <w:t>Visualización</w:t>
-      </w:r>
-      <w:r>
-        <w:rPr>
-          <w:rFonts w:ascii="Times New Roman" w:hAnsi="Times New Roman" w:cs="Times New Roman"/>
-        </w:rPr>
-        <w:t xml:space="preserve"> de agenda</w:t>
-      </w:r>
+      </w:pPr>
+      <w:r>
+        <w:rPr>
+          <w:rFonts w:ascii="Times New Roman" w:hAnsi="Times New Roman" w:cs="Times New Roman"/>
+          <w:b/>
+          <w:bCs/>
+        </w:rPr>
+        <w:t xml:space="preserve">Función: </w:t>
+      </w:r>
+      <w:proofErr w:type="spellStart"/>
+      <w:r>
+        <w:rPr>
+          <w:rFonts w:ascii="Times New Roman" w:hAnsi="Times New Roman" w:cs="Times New Roman"/>
+          <w:b/>
+          <w:bCs/>
+        </w:rPr>
+        <w:t>consultarVideojuegos</w:t>
+      </w:r>
+      <w:proofErr w:type="spellEnd"/>
     </w:p>
     <w:p>
       <w:pPr>
@@ -12776,8 +12985,16 @@
       <w:r>
         <w:rPr>
           <w:rFonts w:ascii="Times New Roman" w:hAnsi="Times New Roman" w:cs="Times New Roman"/>
-        </w:rPr>
-        <w:t>Valida si un recurso (equipo o espacio) se encuentra disponible en una fecha y franja horaria específica, consultando los registros de reservas existentes y verificando ausencia de solapamientos antes de permitir la creación de una nueva reserva.</w:t>
+          <w:b/>
+          <w:bCs/>
+        </w:rPr>
+        <w:t>Módulos asociados:</w:t>
+      </w:r>
+      <w:r>
+        <w:rPr>
+          <w:rFonts w:ascii="Times New Roman" w:hAnsi="Times New Roman" w:cs="Times New Roman"/>
+        </w:rPr>
+        <w:t xml:space="preserve"> Submódulo de consulta de videojuegos</w:t>
       </w:r>
     </w:p>
     <w:p>
@@ -12787,6 +13004,42 @@
           <w:rFonts w:ascii="Times New Roman" w:hAnsi="Times New Roman" w:cs="Times New Roman"/>
         </w:rPr>
       </w:pPr>
+      <w:r>
+        <w:rPr>
+          <w:rFonts w:ascii="Times New Roman" w:hAnsi="Times New Roman" w:cs="Times New Roman"/>
+        </w:rPr>
+        <w:t>Realiza una petición tipo GET a la API para obtener información de videojuegos, incluyendo nombre, foto,</w:t>
+      </w:r>
+      <w:r>
+        <w:rPr>
+          <w:rFonts w:ascii="Times New Roman" w:hAnsi="Times New Roman" w:cs="Times New Roman"/>
+        </w:rPr>
+        <w:t xml:space="preserve"> </w:t>
+      </w:r>
+      <w:r>
+        <w:rPr>
+          <w:rFonts w:ascii="Times New Roman" w:hAnsi="Times New Roman" w:cs="Times New Roman"/>
+        </w:rPr>
+        <w:t xml:space="preserve">versión, recurso asociado y descripción, utilizando como parámetros los resultados generados por la función </w:t>
+      </w:r>
+      <w:proofErr w:type="spellStart"/>
+      <w:r>
+        <w:rPr>
+          <w:rFonts w:ascii="Times New Roman" w:hAnsi="Times New Roman" w:cs="Times New Roman"/>
+          <w:b/>
+          <w:bCs/>
+        </w:rPr>
+        <w:t>filtrarVideojuegos</w:t>
+      </w:r>
+      <w:proofErr w:type="spellEnd"/>
+      <w:r>
+        <w:rPr>
+          <w:rFonts w:ascii="Times New Roman" w:hAnsi="Times New Roman" w:cs="Times New Roman"/>
+          <w:b/>
+          <w:bCs/>
+        </w:rPr>
+        <w:t xml:space="preserve"> </w:t>
+      </w:r>
     </w:p>
     <w:p>
       <w:pPr>
@@ -12797,13 +13050,471 @@
           <w:bCs/>
         </w:rPr>
       </w:pPr>
-      <w:r>
+    </w:p>
+    <w:p>
+      <w:pPr>
+        <w:pStyle w:val="Textbody"/>
         <w:rPr>
           <w:rFonts w:ascii="Times New Roman" w:hAnsi="Times New Roman" w:cs="Times New Roman"/>
           <w:b/>
           <w:bCs/>
         </w:rPr>
+      </w:pPr>
+      <w:r>
+        <w:rPr>
+          <w:rFonts w:ascii="Times New Roman" w:hAnsi="Times New Roman" w:cs="Times New Roman"/>
+          <w:b/>
+          <w:bCs/>
+        </w:rPr>
+        <w:t xml:space="preserve">Función: </w:t>
+      </w:r>
+      <w:proofErr w:type="spellStart"/>
+      <w:r>
+        <w:rPr>
+          <w:rFonts w:ascii="Times New Roman" w:hAnsi="Times New Roman" w:cs="Times New Roman"/>
+          <w:b/>
+          <w:bCs/>
+        </w:rPr>
+        <w:t>filtrarVideojuegos</w:t>
+      </w:r>
+      <w:proofErr w:type="spellEnd"/>
+    </w:p>
+    <w:p>
+      <w:pPr>
+        <w:pStyle w:val="Textbody"/>
+        <w:rPr>
+          <w:rFonts w:ascii="Times New Roman" w:hAnsi="Times New Roman" w:cs="Times New Roman"/>
+        </w:rPr>
+      </w:pPr>
+      <w:r>
+        <w:rPr>
+          <w:rFonts w:ascii="Times New Roman" w:hAnsi="Times New Roman" w:cs="Times New Roman"/>
+          <w:b/>
+          <w:bCs/>
+        </w:rPr>
+        <w:t>Módulos asociados:</w:t>
+      </w:r>
+      <w:r>
+        <w:rPr>
+          <w:rFonts w:ascii="Times New Roman" w:hAnsi="Times New Roman" w:cs="Times New Roman"/>
+        </w:rPr>
+        <w:t xml:space="preserve"> </w:t>
+      </w:r>
+      <w:r>
+        <w:rPr>
+          <w:rFonts w:ascii="Times New Roman" w:hAnsi="Times New Roman" w:cs="Times New Roman"/>
+        </w:rPr>
+        <w:t>submódulo</w:t>
+      </w:r>
+      <w:r>
+        <w:rPr>
+          <w:rFonts w:ascii="Times New Roman" w:hAnsi="Times New Roman" w:cs="Times New Roman"/>
+        </w:rPr>
+        <w:t xml:space="preserve"> de </w:t>
+      </w:r>
+      <w:r>
+        <w:rPr>
+          <w:rFonts w:ascii="Times New Roman" w:hAnsi="Times New Roman" w:cs="Times New Roman"/>
+        </w:rPr>
+        <w:t>consulta</w:t>
+      </w:r>
+      <w:r>
+        <w:rPr>
+          <w:rFonts w:ascii="Times New Roman" w:hAnsi="Times New Roman" w:cs="Times New Roman"/>
+        </w:rPr>
+        <w:t xml:space="preserve"> de videojuegos</w:t>
+      </w:r>
+    </w:p>
+    <w:p>
+      <w:pPr>
+        <w:pStyle w:val="Textbody"/>
+        <w:rPr>
+          <w:rFonts w:ascii="Times New Roman" w:hAnsi="Times New Roman" w:cs="Times New Roman"/>
+        </w:rPr>
+      </w:pPr>
+      <w:r>
+        <w:rPr>
+          <w:rFonts w:ascii="Times New Roman" w:hAnsi="Times New Roman" w:cs="Times New Roman"/>
+        </w:rPr>
+        <w:t xml:space="preserve">Procesa, con base en filtros definidos en el DOM, un conjunto de parámetros que son enviados a la función </w:t>
+      </w:r>
+      <w:proofErr w:type="spellStart"/>
+      <w:r>
+        <w:rPr>
+          <w:rFonts w:ascii="Times New Roman" w:hAnsi="Times New Roman" w:cs="Times New Roman"/>
+          <w:b/>
+          <w:bCs/>
+        </w:rPr>
+        <w:t>consultarVideojuegos</w:t>
+      </w:r>
+      <w:proofErr w:type="spellEnd"/>
+      <w:r>
+        <w:rPr>
+          <w:rFonts w:ascii="Times New Roman" w:hAnsi="Times New Roman" w:cs="Times New Roman"/>
+        </w:rPr>
+        <w:t xml:space="preserve"> para la ejecución de consultas personalizadas, permitiendo obtener información de videojuegos de forma filtrada y estructurada.</w:t>
+      </w:r>
+    </w:p>
+    <w:p>
+      <w:pPr>
+        <w:pStyle w:val="Textbody"/>
+        <w:rPr>
+          <w:rFonts w:ascii="Times New Roman" w:hAnsi="Times New Roman" w:cs="Times New Roman"/>
+          <w:b/>
+          <w:bCs/>
+        </w:rPr>
+      </w:pPr>
+    </w:p>
+    <w:p>
+      <w:pPr>
+        <w:pStyle w:val="Textbody"/>
+        <w:rPr>
+          <w:rFonts w:ascii="Times New Roman" w:hAnsi="Times New Roman" w:cs="Times New Roman"/>
+          <w:b/>
+          <w:bCs/>
+        </w:rPr>
+      </w:pPr>
+      <w:r>
+        <w:rPr>
+          <w:rFonts w:ascii="Times New Roman" w:hAnsi="Times New Roman" w:cs="Times New Roman"/>
+          <w:b/>
+          <w:bCs/>
+        </w:rPr>
+        <w:t xml:space="preserve">Función: </w:t>
+      </w:r>
+      <w:proofErr w:type="spellStart"/>
+      <w:r>
+        <w:rPr>
+          <w:rFonts w:ascii="Times New Roman" w:hAnsi="Times New Roman" w:cs="Times New Roman"/>
+          <w:b/>
+          <w:bCs/>
+        </w:rPr>
+        <w:t>registrarNuevoUsuario</w:t>
+      </w:r>
+      <w:proofErr w:type="spellEnd"/>
+    </w:p>
+    <w:p>
+      <w:pPr>
+        <w:pStyle w:val="Textbody"/>
+        <w:rPr>
+          <w:rFonts w:ascii="Times New Roman" w:hAnsi="Times New Roman" w:cs="Times New Roman"/>
+        </w:rPr>
+      </w:pPr>
+      <w:r>
+        <w:rPr>
+          <w:rFonts w:ascii="Times New Roman" w:hAnsi="Times New Roman" w:cs="Times New Roman"/>
+          <w:b/>
+          <w:bCs/>
+        </w:rPr>
+        <w:t>Módulos asociados:</w:t>
+      </w:r>
+      <w:r>
+        <w:rPr>
+          <w:rFonts w:ascii="Times New Roman" w:hAnsi="Times New Roman" w:cs="Times New Roman"/>
+        </w:rPr>
+        <w:t xml:space="preserve"> </w:t>
+      </w:r>
+      <w:proofErr w:type="spellStart"/>
+      <w:r>
+        <w:rPr>
+          <w:rFonts w:ascii="Times New Roman" w:hAnsi="Times New Roman" w:cs="Times New Roman"/>
+        </w:rPr>
+        <w:t>Login</w:t>
+      </w:r>
+      <w:proofErr w:type="spellEnd"/>
+    </w:p>
+    <w:p>
+      <w:pPr>
+        <w:pStyle w:val="Textbody"/>
+        <w:rPr>
+          <w:rFonts w:ascii="Times New Roman" w:hAnsi="Times New Roman" w:cs="Times New Roman"/>
+        </w:rPr>
+      </w:pPr>
+      <w:r>
+        <w:rPr>
+          <w:rFonts w:ascii="Times New Roman" w:hAnsi="Times New Roman" w:cs="Times New Roman"/>
+        </w:rPr>
+        <w:t>Realiza una petición tipo POST a la API para crear un nuevo registro de usuario en la base de datos, enviando información como nombre, correo, facultad, carnet institucional, cédula y carrera</w:t>
+      </w:r>
+    </w:p>
+    <w:p>
+      <w:pPr>
+        <w:pStyle w:val="Textbody"/>
+        <w:rPr>
+          <w:rFonts w:ascii="Times New Roman" w:hAnsi="Times New Roman" w:cs="Times New Roman"/>
+        </w:rPr>
+      </w:pPr>
+    </w:p>
+    <w:p>
+      <w:pPr>
+        <w:pStyle w:val="Textbody"/>
+        <w:rPr>
+          <w:rFonts w:ascii="Times New Roman" w:hAnsi="Times New Roman" w:cs="Times New Roman"/>
+          <w:b/>
+          <w:bCs/>
+        </w:rPr>
+      </w:pPr>
+      <w:r>
+        <w:rPr>
+          <w:rFonts w:ascii="Times New Roman" w:hAnsi="Times New Roman" w:cs="Times New Roman"/>
+          <w:b/>
+          <w:bCs/>
+        </w:rPr>
+        <w:t xml:space="preserve">Función: </w:t>
+      </w:r>
+      <w:proofErr w:type="spellStart"/>
+      <w:r>
+        <w:rPr>
+          <w:rFonts w:ascii="Times New Roman" w:hAnsi="Times New Roman" w:cs="Times New Roman"/>
+          <w:b/>
+          <w:bCs/>
+        </w:rPr>
+        <w:t>consultarEquipos</w:t>
+      </w:r>
+      <w:proofErr w:type="spellEnd"/>
+    </w:p>
+    <w:p>
+      <w:pPr>
+        <w:pStyle w:val="Textbody"/>
+        <w:rPr>
+          <w:rFonts w:ascii="Times New Roman" w:hAnsi="Times New Roman" w:cs="Times New Roman"/>
+        </w:rPr>
+      </w:pPr>
+      <w:r>
+        <w:rPr>
+          <w:rFonts w:ascii="Times New Roman" w:hAnsi="Times New Roman" w:cs="Times New Roman"/>
+          <w:b/>
+          <w:bCs/>
+        </w:rPr>
+        <w:t xml:space="preserve">Módulos asociados: </w:t>
+      </w:r>
+      <w:r>
+        <w:rPr>
+          <w:rFonts w:ascii="Times New Roman" w:hAnsi="Times New Roman" w:cs="Times New Roman"/>
+        </w:rPr>
+        <w:t>Inventarios</w:t>
+      </w:r>
+    </w:p>
+    <w:p>
+      <w:pPr>
+        <w:pStyle w:val="Textbody"/>
+        <w:rPr>
+          <w:rFonts w:ascii="Times New Roman" w:hAnsi="Times New Roman" w:cs="Times New Roman"/>
+        </w:rPr>
+      </w:pPr>
+      <w:r>
+        <w:rPr>
+          <w:rFonts w:ascii="Times New Roman" w:hAnsi="Times New Roman" w:cs="Times New Roman"/>
+        </w:rPr>
+        <w:t xml:space="preserve">Realiza una petición tipo GET a la API para obtener información de los equipos, incluyendo estado, tipo, disponibilidad, periféricos, videojuegos y características asociadas, utilizando como parámetros los resultados generados por la función de </w:t>
+      </w:r>
+      <w:proofErr w:type="spellStart"/>
+      <w:r>
+        <w:rPr>
+          <w:rFonts w:ascii="Times New Roman" w:hAnsi="Times New Roman" w:cs="Times New Roman"/>
+          <w:b/>
+          <w:bCs/>
+        </w:rPr>
+        <w:t>filtrosEquipos</w:t>
+      </w:r>
+      <w:proofErr w:type="spellEnd"/>
+    </w:p>
+    <w:p>
+      <w:pPr>
+        <w:pStyle w:val="Textbody"/>
+        <w:rPr>
+          <w:rFonts w:ascii="Times New Roman" w:hAnsi="Times New Roman" w:cs="Times New Roman"/>
+        </w:rPr>
+      </w:pPr>
+    </w:p>
+    <w:p>
+      <w:pPr>
+        <w:pStyle w:val="Textbody"/>
+        <w:rPr>
+          <w:rFonts w:ascii="Times New Roman" w:hAnsi="Times New Roman" w:cs="Times New Roman"/>
+          <w:b/>
+          <w:bCs/>
+        </w:rPr>
+      </w:pPr>
+      <w:r>
+        <w:rPr>
+          <w:rFonts w:ascii="Times New Roman" w:hAnsi="Times New Roman" w:cs="Times New Roman"/>
+          <w:b/>
+          <w:bCs/>
+        </w:rPr>
+        <w:t xml:space="preserve">Función: </w:t>
+      </w:r>
+      <w:proofErr w:type="spellStart"/>
+      <w:r>
+        <w:rPr>
+          <w:rFonts w:ascii="Times New Roman" w:hAnsi="Times New Roman" w:cs="Times New Roman"/>
+          <w:b/>
+          <w:bCs/>
+        </w:rPr>
+        <w:t>filtrosEquipos</w:t>
+      </w:r>
+      <w:proofErr w:type="spellEnd"/>
+    </w:p>
+    <w:p>
+      <w:pPr>
+        <w:pStyle w:val="Textbody"/>
+        <w:rPr>
+          <w:rFonts w:ascii="Times New Roman" w:hAnsi="Times New Roman" w:cs="Times New Roman"/>
+        </w:rPr>
+      </w:pPr>
+      <w:r>
+        <w:rPr>
+          <w:rFonts w:ascii="Times New Roman" w:hAnsi="Times New Roman" w:cs="Times New Roman"/>
+          <w:b/>
+          <w:bCs/>
+        </w:rPr>
+        <w:t>Módulos asociados:</w:t>
+      </w:r>
+      <w:r>
+        <w:rPr>
+          <w:rFonts w:ascii="Times New Roman" w:hAnsi="Times New Roman" w:cs="Times New Roman"/>
+        </w:rPr>
+        <w:t xml:space="preserve"> Inventarios</w:t>
+      </w:r>
+    </w:p>
+    <w:p>
+      <w:pPr>
+        <w:pStyle w:val="Textbody"/>
+        <w:rPr>
+          <w:rFonts w:ascii="Times New Roman" w:hAnsi="Times New Roman" w:cs="Times New Roman"/>
+        </w:rPr>
+      </w:pPr>
+      <w:r>
+        <w:rPr>
+          <w:rFonts w:ascii="Times New Roman" w:hAnsi="Times New Roman" w:cs="Times New Roman"/>
+        </w:rPr>
+        <w:t xml:space="preserve">Procesa, con base en filtros definidos en el DOM, un conjunto de parámetros que son enviados a la función </w:t>
+      </w:r>
+      <w:proofErr w:type="spellStart"/>
+      <w:r>
+        <w:rPr>
+          <w:rFonts w:ascii="Times New Roman" w:hAnsi="Times New Roman" w:cs="Times New Roman"/>
+          <w:b/>
+          <w:bCs/>
+        </w:rPr>
+        <w:t>consultarEquipo</w:t>
+      </w:r>
+      <w:r>
+        <w:rPr>
+          <w:rFonts w:ascii="Times New Roman" w:hAnsi="Times New Roman" w:cs="Times New Roman"/>
+        </w:rPr>
+        <w:t>s</w:t>
+      </w:r>
+      <w:proofErr w:type="spellEnd"/>
+      <w:r>
+        <w:rPr>
+          <w:rFonts w:ascii="Times New Roman" w:hAnsi="Times New Roman" w:cs="Times New Roman"/>
+        </w:rPr>
+        <w:t xml:space="preserve"> para la ejecución de consultas personalizadas</w:t>
+      </w:r>
+    </w:p>
+    <w:p>
+      <w:pPr>
+        <w:pStyle w:val="Textbody"/>
+        <w:rPr>
+          <w:rFonts w:ascii="Times New Roman" w:hAnsi="Times New Roman" w:cs="Times New Roman"/>
+        </w:rPr>
+      </w:pPr>
+    </w:p>
+    <w:p>
+      <w:pPr>
+        <w:pStyle w:val="Textbody"/>
+        <w:rPr>
+          <w:rFonts w:ascii="Times New Roman" w:hAnsi="Times New Roman" w:cs="Times New Roman"/>
+          <w:b/>
+          <w:bCs/>
+        </w:rPr>
+      </w:pPr>
+      <w:r>
+        <w:rPr>
+          <w:rFonts w:ascii="Times New Roman" w:hAnsi="Times New Roman" w:cs="Times New Roman"/>
+          <w:b/>
+          <w:bCs/>
+        </w:rPr>
+        <w:t xml:space="preserve">Función: </w:t>
+      </w:r>
+      <w:proofErr w:type="spellStart"/>
+      <w:r>
+        <w:rPr>
+          <w:rFonts w:ascii="Times New Roman" w:hAnsi="Times New Roman" w:cs="Times New Roman"/>
+          <w:b/>
+          <w:bCs/>
+        </w:rPr>
+        <w:t>enviarNoticias</w:t>
+      </w:r>
+      <w:proofErr w:type="spellEnd"/>
+    </w:p>
+    <w:p>
+      <w:pPr>
+        <w:pStyle w:val="Textbody"/>
+        <w:rPr>
+          <w:rFonts w:ascii="Times New Roman" w:hAnsi="Times New Roman" w:cs="Times New Roman"/>
+        </w:rPr>
+      </w:pPr>
+      <w:r>
+        <w:rPr>
+          <w:rFonts w:ascii="Times New Roman" w:hAnsi="Times New Roman" w:cs="Times New Roman"/>
+          <w:b/>
+          <w:bCs/>
+        </w:rPr>
+        <w:t>Módulos asociados:</w:t>
+      </w:r>
+      <w:r>
+        <w:rPr>
+          <w:rFonts w:ascii="Times New Roman" w:hAnsi="Times New Roman" w:cs="Times New Roman"/>
+        </w:rPr>
+        <w:t xml:space="preserve"> Submódulo de adjunción de noticias</w:t>
+      </w:r>
+    </w:p>
+    <w:p>
+      <w:pPr>
+        <w:pStyle w:val="Textbody"/>
+        <w:rPr>
+          <w:rFonts w:ascii="Times New Roman" w:hAnsi="Times New Roman" w:cs="Times New Roman"/>
+        </w:rPr>
+      </w:pPr>
+      <w:r>
+        <w:rPr>
+          <w:rFonts w:ascii="Times New Roman" w:hAnsi="Times New Roman" w:cs="Times New Roman"/>
+        </w:rPr>
         <w:lastRenderedPageBreak/>
+        <w:t>Procesa, a través del DOM, la información ingresada por el administrador (título, descripción, imágenes y datos asociados), generando una clave de validación de recepción y realizando una petición tipo POST a la API para almacenar la noticia</w:t>
+      </w:r>
+      <w:r>
+        <w:rPr>
+          <w:rFonts w:ascii="Times New Roman" w:hAnsi="Times New Roman" w:cs="Times New Roman"/>
+        </w:rPr>
+        <w:t>.</w:t>
+      </w:r>
+    </w:p>
+    <w:p>
+      <w:pPr>
+        <w:pStyle w:val="Textbody"/>
+        <w:rPr>
+          <w:rFonts w:ascii="Times New Roman" w:hAnsi="Times New Roman" w:cs="Times New Roman"/>
+        </w:rPr>
+      </w:pPr>
+    </w:p>
+    <w:p>
+      <w:pPr>
+        <w:pStyle w:val="Textbody"/>
+        <w:rPr>
+          <w:rFonts w:ascii="Times New Roman" w:hAnsi="Times New Roman" w:cs="Times New Roman"/>
+          <w:b/>
+          <w:bCs/>
+        </w:rPr>
+      </w:pPr>
+      <w:r>
+        <w:rPr>
+          <w:rFonts w:ascii="Times New Roman" w:hAnsi="Times New Roman" w:cs="Times New Roman"/>
+          <w:b/>
+          <w:bCs/>
+        </w:rPr>
         <w:t xml:space="preserve">Función: </w:t>
       </w:r>
       <w:proofErr w:type="spellStart"/>
@@ -12813,7 +13524,7 @@
           <w:b/>
           <w:bCs/>
         </w:rPr>
-        <w:t>registrarReserva</w:t>
+        <w:t>mostrarNoticias</w:t>
       </w:r>
       <w:proofErr w:type="spellEnd"/>
     </w:p>
@@ -12830,21 +13541,13 @@
           <w:b/>
           <w:bCs/>
         </w:rPr>
-        <w:t>Módulos</w:t>
-      </w:r>
-      <w:r>
-        <w:rPr>
-          <w:rFonts w:ascii="Times New Roman" w:hAnsi="Times New Roman" w:cs="Times New Roman"/>
-          <w:b/>
-          <w:bCs/>
-        </w:rPr>
-        <w:t xml:space="preserve"> asociados:</w:t>
-      </w:r>
-      <w:r>
-        <w:rPr>
-          <w:rFonts w:ascii="Times New Roman" w:hAnsi="Times New Roman" w:cs="Times New Roman"/>
-        </w:rPr>
-        <w:t xml:space="preserve"> Reserva,</w:t>
+        <w:t>Módulos asociados:</w:t>
+      </w:r>
+      <w:r>
+        <w:rPr>
+          <w:rFonts w:ascii="Times New Roman" w:hAnsi="Times New Roman" w:cs="Times New Roman"/>
+        </w:rPr>
+        <w:t xml:space="preserve"> Submódulo de recibimiento de noticias</w:t>
       </w:r>
     </w:p>
     <w:p>
@@ -12858,664 +13561,7 @@
         <w:rPr>
           <w:rFonts w:ascii="Times New Roman" w:hAnsi="Times New Roman" w:cs="Times New Roman"/>
         </w:rPr>
-        <w:t xml:space="preserve">Inserta un nuevo registro de reserva en la base de datos con los datos de usuario, recurso, fecha y horario, asegurando integridad referencial y confirmando el </w:t>
-      </w:r>
-      <w:r>
-        <w:rPr>
-          <w:rFonts w:ascii="Times New Roman" w:hAnsi="Times New Roman" w:cs="Times New Roman"/>
-        </w:rPr>
-        <w:t>enví</w:t>
-      </w:r>
-      <w:r>
-        <w:rPr>
-          <w:rFonts w:ascii="Times New Roman" w:hAnsi="Times New Roman" w:cs="Times New Roman"/>
-        </w:rPr>
-        <w:t>o</w:t>
-      </w:r>
-      <w:r>
-        <w:rPr>
-          <w:rFonts w:ascii="Times New Roman" w:hAnsi="Times New Roman" w:cs="Times New Roman"/>
-        </w:rPr>
-        <w:t>.</w:t>
-      </w:r>
-    </w:p>
-    <w:p>
-      <w:pPr>
-        <w:pStyle w:val="Textbody"/>
-        <w:rPr>
-          <w:rFonts w:ascii="Times New Roman" w:hAnsi="Times New Roman" w:cs="Times New Roman"/>
-        </w:rPr>
-      </w:pPr>
-    </w:p>
-    <w:p>
-      <w:pPr>
-        <w:pStyle w:val="Textbody"/>
-        <w:rPr>
-          <w:rFonts w:ascii="Times New Roman" w:hAnsi="Times New Roman" w:cs="Times New Roman"/>
-          <w:b/>
-          <w:bCs/>
-        </w:rPr>
-      </w:pPr>
-      <w:r>
-        <w:rPr>
-          <w:rFonts w:ascii="Times New Roman" w:hAnsi="Times New Roman" w:cs="Times New Roman"/>
-          <w:b/>
-          <w:bCs/>
-        </w:rPr>
-        <w:t xml:space="preserve">Función: </w:t>
-      </w:r>
-      <w:proofErr w:type="spellStart"/>
-      <w:r>
-        <w:rPr>
-          <w:rFonts w:ascii="Times New Roman" w:hAnsi="Times New Roman" w:cs="Times New Roman"/>
-          <w:b/>
-          <w:bCs/>
-        </w:rPr>
-        <w:t>consultarVideojuegos</w:t>
-      </w:r>
-      <w:proofErr w:type="spellEnd"/>
-    </w:p>
-    <w:p>
-      <w:pPr>
-        <w:pStyle w:val="Textbody"/>
-        <w:rPr>
-          <w:rFonts w:ascii="Times New Roman" w:hAnsi="Times New Roman" w:cs="Times New Roman"/>
-        </w:rPr>
-      </w:pPr>
-      <w:r>
-        <w:rPr>
-          <w:rFonts w:ascii="Times New Roman" w:hAnsi="Times New Roman" w:cs="Times New Roman"/>
-          <w:b/>
-          <w:bCs/>
-        </w:rPr>
-        <w:t>Módulos asociados:</w:t>
-      </w:r>
-      <w:r>
-        <w:rPr>
-          <w:rFonts w:ascii="Times New Roman" w:hAnsi="Times New Roman" w:cs="Times New Roman"/>
-        </w:rPr>
-        <w:t xml:space="preserve"> Submódulo de consulta de videojuegos</w:t>
-      </w:r>
-    </w:p>
-    <w:p>
-      <w:pPr>
-        <w:pStyle w:val="Textbody"/>
-        <w:rPr>
-          <w:rFonts w:ascii="Times New Roman" w:hAnsi="Times New Roman" w:cs="Times New Roman"/>
-        </w:rPr>
-      </w:pPr>
-      <w:r>
-        <w:rPr>
-          <w:rFonts w:ascii="Times New Roman" w:hAnsi="Times New Roman" w:cs="Times New Roman"/>
-        </w:rPr>
-        <w:t>Realiza una petición tipo GET a la API para obtener información de videojuegos, incluyendo nombre, foto,</w:t>
-      </w:r>
-      <w:r>
-        <w:rPr>
-          <w:rFonts w:ascii="Times New Roman" w:hAnsi="Times New Roman" w:cs="Times New Roman"/>
-        </w:rPr>
-        <w:t xml:space="preserve"> </w:t>
-      </w:r>
-      <w:r>
-        <w:rPr>
-          <w:rFonts w:ascii="Times New Roman" w:hAnsi="Times New Roman" w:cs="Times New Roman"/>
-        </w:rPr>
-        <w:t xml:space="preserve">versión, recurso asociado y descripción, utilizando como parámetros los resultados generados por la función </w:t>
-      </w:r>
-      <w:proofErr w:type="spellStart"/>
-      <w:r>
-        <w:rPr>
-          <w:rFonts w:ascii="Times New Roman" w:hAnsi="Times New Roman" w:cs="Times New Roman"/>
-          <w:b/>
-          <w:bCs/>
-        </w:rPr>
-        <w:t>filtrarVideojuegos</w:t>
-      </w:r>
-      <w:proofErr w:type="spellEnd"/>
-      <w:r>
-        <w:rPr>
-          <w:rFonts w:ascii="Times New Roman" w:hAnsi="Times New Roman" w:cs="Times New Roman"/>
-          <w:b/>
-          <w:bCs/>
-        </w:rPr>
-        <w:t xml:space="preserve"> </w:t>
-      </w:r>
-    </w:p>
-    <w:p>
-      <w:pPr>
-        <w:pStyle w:val="Textbody"/>
-        <w:rPr>
-          <w:rFonts w:ascii="Times New Roman" w:hAnsi="Times New Roman" w:cs="Times New Roman"/>
-          <w:b/>
-          <w:bCs/>
-        </w:rPr>
-      </w:pPr>
-    </w:p>
-    <w:p>
-      <w:pPr>
-        <w:pStyle w:val="Textbody"/>
-        <w:rPr>
-          <w:rFonts w:ascii="Times New Roman" w:hAnsi="Times New Roman" w:cs="Times New Roman"/>
-          <w:b/>
-          <w:bCs/>
-        </w:rPr>
-      </w:pPr>
-      <w:r>
-        <w:rPr>
-          <w:rFonts w:ascii="Times New Roman" w:hAnsi="Times New Roman" w:cs="Times New Roman"/>
-          <w:b/>
-          <w:bCs/>
-        </w:rPr>
-        <w:t xml:space="preserve">Función: </w:t>
-      </w:r>
-      <w:proofErr w:type="spellStart"/>
-      <w:r>
-        <w:rPr>
-          <w:rFonts w:ascii="Times New Roman" w:hAnsi="Times New Roman" w:cs="Times New Roman"/>
-          <w:b/>
-          <w:bCs/>
-        </w:rPr>
-        <w:t>filtrarVideojuegos</w:t>
-      </w:r>
-      <w:proofErr w:type="spellEnd"/>
-    </w:p>
-    <w:p>
-      <w:pPr>
-        <w:pStyle w:val="Textbody"/>
-        <w:rPr>
-          <w:rFonts w:ascii="Times New Roman" w:hAnsi="Times New Roman" w:cs="Times New Roman"/>
-        </w:rPr>
-      </w:pPr>
-      <w:r>
-        <w:rPr>
-          <w:rFonts w:ascii="Times New Roman" w:hAnsi="Times New Roman" w:cs="Times New Roman"/>
-          <w:b/>
-          <w:bCs/>
-        </w:rPr>
-        <w:t>Módulos</w:t>
-      </w:r>
-      <w:r>
-        <w:rPr>
-          <w:rFonts w:ascii="Times New Roman" w:hAnsi="Times New Roman" w:cs="Times New Roman"/>
-          <w:b/>
-          <w:bCs/>
-        </w:rPr>
-        <w:t xml:space="preserve"> asociados:</w:t>
-      </w:r>
-      <w:r>
-        <w:rPr>
-          <w:rFonts w:ascii="Times New Roman" w:hAnsi="Times New Roman" w:cs="Times New Roman"/>
-        </w:rPr>
-        <w:t xml:space="preserve"> </w:t>
-      </w:r>
-      <w:r>
-        <w:rPr>
-          <w:rFonts w:ascii="Times New Roman" w:hAnsi="Times New Roman" w:cs="Times New Roman"/>
-        </w:rPr>
-        <w:t>submódulo</w:t>
-      </w:r>
-      <w:r>
-        <w:rPr>
-          <w:rFonts w:ascii="Times New Roman" w:hAnsi="Times New Roman" w:cs="Times New Roman"/>
-        </w:rPr>
-        <w:t xml:space="preserve"> de </w:t>
-      </w:r>
-      <w:r>
-        <w:rPr>
-          <w:rFonts w:ascii="Times New Roman" w:hAnsi="Times New Roman" w:cs="Times New Roman"/>
-        </w:rPr>
-        <w:t>consulta</w:t>
-      </w:r>
-      <w:r>
-        <w:rPr>
-          <w:rFonts w:ascii="Times New Roman" w:hAnsi="Times New Roman" w:cs="Times New Roman"/>
-        </w:rPr>
-        <w:t xml:space="preserve"> de videojuegos</w:t>
-      </w:r>
-    </w:p>
-    <w:p>
-      <w:pPr>
-        <w:pStyle w:val="Textbody"/>
-        <w:rPr>
-          <w:rFonts w:ascii="Times New Roman" w:hAnsi="Times New Roman" w:cs="Times New Roman"/>
-        </w:rPr>
-      </w:pPr>
-      <w:r>
-        <w:rPr>
-          <w:rFonts w:ascii="Times New Roman" w:hAnsi="Times New Roman" w:cs="Times New Roman"/>
-        </w:rPr>
-        <w:t xml:space="preserve">Procesa, con base en filtros definidos en el DOM, un conjunto de parámetros que son enviados a la función </w:t>
-      </w:r>
-      <w:proofErr w:type="spellStart"/>
-      <w:r>
-        <w:rPr>
-          <w:rFonts w:ascii="Times New Roman" w:hAnsi="Times New Roman" w:cs="Times New Roman"/>
-          <w:b/>
-          <w:bCs/>
-        </w:rPr>
-        <w:t>consultarVideojuegos</w:t>
-      </w:r>
-      <w:proofErr w:type="spellEnd"/>
-      <w:r>
-        <w:rPr>
-          <w:rFonts w:ascii="Times New Roman" w:hAnsi="Times New Roman" w:cs="Times New Roman"/>
-        </w:rPr>
-        <w:t xml:space="preserve"> para la ejecución de consultas personalizadas, permitiendo obtener información de videojuegos de forma filtrada y estructurada.</w:t>
-      </w:r>
-    </w:p>
-    <w:p>
-      <w:pPr>
-        <w:pStyle w:val="Textbody"/>
-        <w:rPr>
-          <w:rFonts w:ascii="Times New Roman" w:hAnsi="Times New Roman" w:cs="Times New Roman"/>
-          <w:b/>
-          <w:bCs/>
-        </w:rPr>
-      </w:pPr>
-    </w:p>
-    <w:p>
-      <w:pPr>
-        <w:pStyle w:val="Textbody"/>
-        <w:rPr>
-          <w:rFonts w:ascii="Times New Roman" w:hAnsi="Times New Roman" w:cs="Times New Roman"/>
-          <w:b/>
-          <w:bCs/>
-        </w:rPr>
-      </w:pPr>
-      <w:r>
-        <w:rPr>
-          <w:rFonts w:ascii="Times New Roman" w:hAnsi="Times New Roman" w:cs="Times New Roman"/>
-          <w:b/>
-          <w:bCs/>
-        </w:rPr>
-        <w:t xml:space="preserve">Función: </w:t>
-      </w:r>
-      <w:proofErr w:type="spellStart"/>
-      <w:r>
-        <w:rPr>
-          <w:rFonts w:ascii="Times New Roman" w:hAnsi="Times New Roman" w:cs="Times New Roman"/>
-          <w:b/>
-          <w:bCs/>
-        </w:rPr>
-        <w:t>registrarNuevoUsuario</w:t>
-      </w:r>
-      <w:proofErr w:type="spellEnd"/>
-    </w:p>
-    <w:p>
-      <w:pPr>
-        <w:pStyle w:val="Textbody"/>
-        <w:rPr>
-          <w:rFonts w:ascii="Times New Roman" w:hAnsi="Times New Roman" w:cs="Times New Roman"/>
-        </w:rPr>
-      </w:pPr>
-      <w:r>
-        <w:rPr>
-          <w:rFonts w:ascii="Times New Roman" w:hAnsi="Times New Roman" w:cs="Times New Roman"/>
-          <w:b/>
-          <w:bCs/>
-        </w:rPr>
-        <w:t>Módulos asociados:</w:t>
-      </w:r>
-      <w:r>
-        <w:rPr>
-          <w:rFonts w:ascii="Times New Roman" w:hAnsi="Times New Roman" w:cs="Times New Roman"/>
-        </w:rPr>
-        <w:t xml:space="preserve"> </w:t>
-      </w:r>
-      <w:proofErr w:type="spellStart"/>
-      <w:r>
-        <w:rPr>
-          <w:rFonts w:ascii="Times New Roman" w:hAnsi="Times New Roman" w:cs="Times New Roman"/>
-        </w:rPr>
-        <w:t>Login</w:t>
-      </w:r>
-      <w:proofErr w:type="spellEnd"/>
-    </w:p>
-    <w:p>
-      <w:pPr>
-        <w:pStyle w:val="Textbody"/>
-        <w:rPr>
-          <w:rFonts w:ascii="Times New Roman" w:hAnsi="Times New Roman" w:cs="Times New Roman"/>
-        </w:rPr>
-      </w:pPr>
-      <w:r>
-        <w:rPr>
-          <w:rFonts w:ascii="Times New Roman" w:hAnsi="Times New Roman" w:cs="Times New Roman"/>
-        </w:rPr>
-        <w:t>Realiza una petición tipo POST a la API para crear un nuevo registro de usuario en la base de datos, enviando información como nombre, correo, facultad, carnet institucional, cédula y carrera</w:t>
-      </w:r>
-    </w:p>
-    <w:p>
-      <w:pPr>
-        <w:pStyle w:val="Textbody"/>
-        <w:rPr>
-          <w:rFonts w:ascii="Times New Roman" w:hAnsi="Times New Roman" w:cs="Times New Roman"/>
-        </w:rPr>
-      </w:pPr>
-    </w:p>
-    <w:p>
-      <w:pPr>
-        <w:pStyle w:val="Textbody"/>
-        <w:rPr>
-          <w:rFonts w:ascii="Times New Roman" w:hAnsi="Times New Roman" w:cs="Times New Roman"/>
-          <w:b/>
-          <w:bCs/>
-        </w:rPr>
-      </w:pPr>
-      <w:r>
-        <w:rPr>
-          <w:rFonts w:ascii="Times New Roman" w:hAnsi="Times New Roman" w:cs="Times New Roman"/>
-          <w:b/>
-          <w:bCs/>
-        </w:rPr>
-        <w:t xml:space="preserve">Función: </w:t>
-      </w:r>
-      <w:proofErr w:type="spellStart"/>
-      <w:r>
-        <w:rPr>
-          <w:rFonts w:ascii="Times New Roman" w:hAnsi="Times New Roman" w:cs="Times New Roman"/>
-          <w:b/>
-          <w:bCs/>
-        </w:rPr>
-        <w:t>consultarEquipos</w:t>
-      </w:r>
-      <w:proofErr w:type="spellEnd"/>
-    </w:p>
-    <w:p>
-      <w:pPr>
-        <w:pStyle w:val="Textbody"/>
-        <w:rPr>
-          <w:rFonts w:ascii="Times New Roman" w:hAnsi="Times New Roman" w:cs="Times New Roman"/>
-        </w:rPr>
-      </w:pPr>
-      <w:r>
-        <w:rPr>
-          <w:rFonts w:ascii="Times New Roman" w:hAnsi="Times New Roman" w:cs="Times New Roman"/>
-          <w:b/>
-          <w:bCs/>
-        </w:rPr>
-        <w:t xml:space="preserve">Módulos asociados: </w:t>
-      </w:r>
-      <w:r>
-        <w:rPr>
-          <w:rFonts w:ascii="Times New Roman" w:hAnsi="Times New Roman" w:cs="Times New Roman"/>
-        </w:rPr>
-        <w:t>Inventarios</w:t>
-      </w:r>
-    </w:p>
-    <w:p>
-      <w:pPr>
-        <w:pStyle w:val="Textbody"/>
-        <w:rPr>
-          <w:rFonts w:ascii="Times New Roman" w:hAnsi="Times New Roman" w:cs="Times New Roman"/>
-        </w:rPr>
-      </w:pPr>
-      <w:r>
-        <w:rPr>
-          <w:rFonts w:ascii="Times New Roman" w:hAnsi="Times New Roman" w:cs="Times New Roman"/>
-        </w:rPr>
-        <w:t xml:space="preserve">Realiza una petición tipo GET a la API para obtener información de los equipos, incluyendo estado, tipo, disponibilidad, periféricos, videojuegos y características asociadas, utilizando como parámetros los resultados generados por la función de </w:t>
-      </w:r>
-      <w:proofErr w:type="spellStart"/>
-      <w:r>
-        <w:rPr>
-          <w:rFonts w:ascii="Times New Roman" w:hAnsi="Times New Roman" w:cs="Times New Roman"/>
-          <w:b/>
-          <w:bCs/>
-        </w:rPr>
-        <w:t>filtrosEquipos</w:t>
-      </w:r>
-      <w:proofErr w:type="spellEnd"/>
-    </w:p>
-    <w:p>
-      <w:pPr>
-        <w:pStyle w:val="Textbody"/>
-        <w:rPr>
-          <w:rFonts w:ascii="Times New Roman" w:hAnsi="Times New Roman" w:cs="Times New Roman"/>
-        </w:rPr>
-      </w:pPr>
-    </w:p>
-    <w:p>
-      <w:pPr>
-        <w:pStyle w:val="Textbody"/>
-        <w:rPr>
-          <w:rFonts w:ascii="Times New Roman" w:hAnsi="Times New Roman" w:cs="Times New Roman"/>
-          <w:b/>
-          <w:bCs/>
-        </w:rPr>
-      </w:pPr>
-      <w:r>
-        <w:rPr>
-          <w:rFonts w:ascii="Times New Roman" w:hAnsi="Times New Roman" w:cs="Times New Roman"/>
-          <w:b/>
-          <w:bCs/>
-        </w:rPr>
-        <w:t xml:space="preserve">Función: </w:t>
-      </w:r>
-      <w:proofErr w:type="spellStart"/>
-      <w:r>
-        <w:rPr>
-          <w:rFonts w:ascii="Times New Roman" w:hAnsi="Times New Roman" w:cs="Times New Roman"/>
-          <w:b/>
-          <w:bCs/>
-        </w:rPr>
-        <w:t>filtrosEquipos</w:t>
-      </w:r>
-      <w:proofErr w:type="spellEnd"/>
-    </w:p>
-    <w:p>
-      <w:pPr>
-        <w:pStyle w:val="Textbody"/>
-        <w:rPr>
-          <w:rFonts w:ascii="Times New Roman" w:hAnsi="Times New Roman" w:cs="Times New Roman"/>
-        </w:rPr>
-      </w:pPr>
-      <w:r>
-        <w:rPr>
-          <w:rFonts w:ascii="Times New Roman" w:hAnsi="Times New Roman" w:cs="Times New Roman"/>
-          <w:b/>
-          <w:bCs/>
-        </w:rPr>
-        <w:t>Módulos asociados:</w:t>
-      </w:r>
-      <w:r>
-        <w:rPr>
-          <w:rFonts w:ascii="Times New Roman" w:hAnsi="Times New Roman" w:cs="Times New Roman"/>
-        </w:rPr>
-        <w:t xml:space="preserve"> Inventarios</w:t>
-      </w:r>
-    </w:p>
-    <w:p>
-      <w:pPr>
-        <w:pStyle w:val="Textbody"/>
-        <w:rPr>
-          <w:rFonts w:ascii="Times New Roman" w:hAnsi="Times New Roman" w:cs="Times New Roman"/>
-        </w:rPr>
-      </w:pPr>
-      <w:r>
-        <w:rPr>
-          <w:rFonts w:ascii="Times New Roman" w:hAnsi="Times New Roman" w:cs="Times New Roman"/>
-        </w:rPr>
-        <w:t xml:space="preserve">Procesa, con base en filtros definidos en el DOM, un conjunto de parámetros que son enviados a la función </w:t>
-      </w:r>
-      <w:proofErr w:type="spellStart"/>
-      <w:r>
-        <w:rPr>
-          <w:rFonts w:ascii="Times New Roman" w:hAnsi="Times New Roman" w:cs="Times New Roman"/>
-          <w:b/>
-          <w:bCs/>
-        </w:rPr>
-        <w:t>consultarEquipo</w:t>
-      </w:r>
-      <w:r>
-        <w:rPr>
-          <w:rFonts w:ascii="Times New Roman" w:hAnsi="Times New Roman" w:cs="Times New Roman"/>
-        </w:rPr>
-        <w:t>s</w:t>
-      </w:r>
-      <w:proofErr w:type="spellEnd"/>
-      <w:r>
-        <w:rPr>
-          <w:rFonts w:ascii="Times New Roman" w:hAnsi="Times New Roman" w:cs="Times New Roman"/>
-        </w:rPr>
-        <w:t xml:space="preserve"> para la ejecución de consultas personalizadas</w:t>
-      </w:r>
-    </w:p>
-    <w:p>
-      <w:pPr>
-        <w:pStyle w:val="Textbody"/>
-        <w:rPr>
-          <w:rFonts w:ascii="Times New Roman" w:hAnsi="Times New Roman" w:cs="Times New Roman"/>
-        </w:rPr>
-      </w:pPr>
-    </w:p>
-    <w:p>
-      <w:pPr>
-        <w:pStyle w:val="Textbody"/>
-        <w:rPr>
-          <w:rFonts w:ascii="Times New Roman" w:hAnsi="Times New Roman" w:cs="Times New Roman"/>
-          <w:b/>
-          <w:bCs/>
-        </w:rPr>
-      </w:pPr>
-      <w:r>
-        <w:rPr>
-          <w:rFonts w:ascii="Times New Roman" w:hAnsi="Times New Roman" w:cs="Times New Roman"/>
-          <w:b/>
-          <w:bCs/>
-        </w:rPr>
-        <w:t xml:space="preserve">Función: </w:t>
-      </w:r>
-      <w:proofErr w:type="spellStart"/>
-      <w:r>
-        <w:rPr>
-          <w:rFonts w:ascii="Times New Roman" w:hAnsi="Times New Roman" w:cs="Times New Roman"/>
-          <w:b/>
-          <w:bCs/>
-        </w:rPr>
-        <w:t>enviarNoticias</w:t>
-      </w:r>
-      <w:proofErr w:type="spellEnd"/>
-    </w:p>
-    <w:p>
-      <w:pPr>
-        <w:pStyle w:val="Textbody"/>
-        <w:rPr>
-          <w:rFonts w:ascii="Times New Roman" w:hAnsi="Times New Roman" w:cs="Times New Roman"/>
-        </w:rPr>
-      </w:pPr>
-      <w:r>
-        <w:rPr>
-          <w:rFonts w:ascii="Times New Roman" w:hAnsi="Times New Roman" w:cs="Times New Roman"/>
-          <w:b/>
-          <w:bCs/>
-        </w:rPr>
-        <w:t>Módulos asociados:</w:t>
-      </w:r>
-      <w:r>
-        <w:rPr>
-          <w:rFonts w:ascii="Times New Roman" w:hAnsi="Times New Roman" w:cs="Times New Roman"/>
-        </w:rPr>
-        <w:t xml:space="preserve"> Submódulo de adjunción de noticias</w:t>
-      </w:r>
-    </w:p>
-    <w:p>
-      <w:pPr>
-        <w:pStyle w:val="Textbody"/>
-        <w:rPr>
-          <w:rFonts w:ascii="Times New Roman" w:hAnsi="Times New Roman" w:cs="Times New Roman"/>
-        </w:rPr>
-      </w:pPr>
-      <w:r>
-        <w:rPr>
-          <w:rFonts w:ascii="Times New Roman" w:hAnsi="Times New Roman" w:cs="Times New Roman"/>
-        </w:rPr>
-        <w:t>Procesa, a través del DOM, la información ingresada por el administrador (título, descripción, imágenes y datos asociados), generando una clave de validación de recepción y realizando una petición tipo POST a la API para almacenar la noticia</w:t>
-      </w:r>
-      <w:r>
-        <w:rPr>
-          <w:rFonts w:ascii="Times New Roman" w:hAnsi="Times New Roman" w:cs="Times New Roman"/>
-        </w:rPr>
-        <w:t>.</w:t>
-      </w:r>
-    </w:p>
-    <w:p>
-      <w:pPr>
-        <w:pStyle w:val="Textbody"/>
-        <w:rPr>
-          <w:rFonts w:ascii="Times New Roman" w:hAnsi="Times New Roman" w:cs="Times New Roman"/>
-        </w:rPr>
-      </w:pPr>
-    </w:p>
-    <w:p>
-      <w:pPr>
-        <w:pStyle w:val="Textbody"/>
-        <w:rPr>
-          <w:rFonts w:ascii="Times New Roman" w:hAnsi="Times New Roman" w:cs="Times New Roman"/>
-          <w:b/>
-          <w:bCs/>
-        </w:rPr>
-      </w:pPr>
-      <w:r>
-        <w:rPr>
-          <w:rFonts w:ascii="Times New Roman" w:hAnsi="Times New Roman" w:cs="Times New Roman"/>
-          <w:b/>
-          <w:bCs/>
-        </w:rPr>
-        <w:t xml:space="preserve">Función: </w:t>
-      </w:r>
-      <w:proofErr w:type="spellStart"/>
-      <w:r>
-        <w:rPr>
-          <w:rFonts w:ascii="Times New Roman" w:hAnsi="Times New Roman" w:cs="Times New Roman"/>
-          <w:b/>
-          <w:bCs/>
-        </w:rPr>
-        <w:t>mostrarNoticias</w:t>
-      </w:r>
-      <w:proofErr w:type="spellEnd"/>
-    </w:p>
-    <w:p>
-      <w:pPr>
-        <w:pStyle w:val="Textbody"/>
-        <w:rPr>
-          <w:rFonts w:ascii="Times New Roman" w:hAnsi="Times New Roman" w:cs="Times New Roman"/>
-        </w:rPr>
-      </w:pPr>
-      <w:r>
-        <w:rPr>
-          <w:rFonts w:ascii="Times New Roman" w:hAnsi="Times New Roman" w:cs="Times New Roman"/>
-          <w:b/>
-          <w:bCs/>
-        </w:rPr>
-        <w:t>Módulos asociados:</w:t>
-      </w:r>
-      <w:r>
-        <w:rPr>
-          <w:rFonts w:ascii="Times New Roman" w:hAnsi="Times New Roman" w:cs="Times New Roman"/>
-        </w:rPr>
-        <w:t xml:space="preserve"> Submódulo de recibimiento de noticias</w:t>
-      </w:r>
-    </w:p>
-    <w:p>
-      <w:pPr>
-        <w:pStyle w:val="Textbody"/>
-        <w:rPr>
-          <w:rFonts w:ascii="Times New Roman" w:hAnsi="Times New Roman" w:cs="Times New Roman"/>
-        </w:rPr>
-      </w:pPr>
-      <w:r>
-        <w:rPr>
-          <w:rFonts w:ascii="Times New Roman" w:hAnsi="Times New Roman" w:cs="Times New Roman"/>
-        </w:rPr>
-        <w:t xml:space="preserve">Realiza una petición tipo GET a la API para obtener las noticias disponibles, validando cuáles han sido </w:t>
-      </w:r>
-      <w:r>
-        <w:rPr>
-          <w:rFonts w:ascii="Times New Roman" w:hAnsi="Times New Roman" w:cs="Times New Roman"/>
-        </w:rPr>
-        <w:lastRenderedPageBreak/>
-        <w:t>recibidas por el usuario y cuáles no, y renderiza en el DOM las últimas noticias mediante notificaciones</w:t>
+        <w:t>Realiza una petición tipo GET a la API para obtener las noticias disponibles, validando cuáles han sido recibidas por el usuario y cuáles no, y renderiza en el DOM las últimas noticias mediante notificaciones</w:t>
       </w:r>
     </w:p>
     <w:p>
@@ -14303,11 +14349,11 @@
           <w:lang w:val="es-CO"/>
         </w:rPr>
       </w:pPr>
-      <w:bookmarkStart w:id="37" w:name="_Toc96339539"/>
-      <w:bookmarkStart w:id="38" w:name="__RefHeading__10986_300738085"/>
-      <w:bookmarkStart w:id="39" w:name="__RefHeading__11034_300738085"/>
+      <w:bookmarkStart w:id="37" w:name="__RefHeading__10986_300738085"/>
+      <w:bookmarkStart w:id="38" w:name="__RefHeading__11034_300738085"/>
+      <w:bookmarkStart w:id="39" w:name="_Toc96339539"/>
+      <w:bookmarkEnd w:id="37"/>
       <w:bookmarkEnd w:id="38"/>
-      <w:bookmarkEnd w:id="39"/>
       <w:proofErr w:type="spellStart"/>
       <w:r>
         <w:rPr>
@@ -14371,7 +14417,6 @@
           <w:sz w:val="22"/>
           <w:szCs w:val="22"/>
         </w:rPr>
-        <w:lastRenderedPageBreak/>
         <w:t xml:space="preserve">HTML </w:t>
       </w:r>
     </w:p>
@@ -15163,6 +15208,7 @@
           <w:sz w:val="22"/>
           <w:szCs w:val="22"/>
         </w:rPr>
+        <w:lastRenderedPageBreak/>
         <w:t>BCrypt</w:t>
       </w:r>
       <w:proofErr w:type="spellEnd"/>
@@ -15312,7 +15358,6 @@
           <w:sz w:val="22"/>
           <w:szCs w:val="22"/>
         </w:rPr>
-        <w:lastRenderedPageBreak/>
         <w:t>Mantenimiento</w:t>
       </w:r>
     </w:p>
@@ -15427,7 +15472,7 @@
         </w:rPr>
         <w:t>.</w:t>
       </w:r>
-      <w:bookmarkEnd w:id="37"/>
+      <w:bookmarkEnd w:id="39"/>
     </w:p>
     <w:p>
       <w:pPr>

--- a/PPI Ingeniería Primer Semestre.docx
+++ b/PPI Ingeniería Primer Semestre.docx
@@ -2432,6 +2432,13 @@
                 <w:sz w:val="24"/>
               </w:rPr>
             </w:pPr>
+            <w:r>
+              <w:rPr>
+                <w:rFonts w:ascii="Times New Roman" w:hAnsi="Times New Roman" w:cs="Times New Roman"/>
+                <w:sz w:val="24"/>
+              </w:rPr>
+              <w:t>22/04/2026</w:t>
+            </w:r>
           </w:p>
         </w:tc>
         <w:tc>
@@ -2455,6 +2462,13 @@
                 <w:sz w:val="24"/>
               </w:rPr>
             </w:pPr>
+            <w:r>
+              <w:rPr>
+                <w:rFonts w:ascii="Times New Roman" w:hAnsi="Times New Roman" w:cs="Times New Roman"/>
+                <w:sz w:val="24"/>
+              </w:rPr>
+              <w:t>2.1</w:t>
+            </w:r>
           </w:p>
         </w:tc>
         <w:tc>
@@ -2478,6 +2492,13 @@
                 <w:sz w:val="24"/>
               </w:rPr>
             </w:pPr>
+            <w:r>
+              <w:rPr>
+                <w:rFonts w:ascii="Times New Roman" w:hAnsi="Times New Roman" w:cs="Times New Roman"/>
+                <w:sz w:val="24"/>
+              </w:rPr>
+              <w:t>Referencias agregadas</w:t>
+            </w:r>
           </w:p>
         </w:tc>
         <w:tc>
@@ -2501,6 +2522,13 @@
                 <w:sz w:val="24"/>
               </w:rPr>
             </w:pPr>
+            <w:r>
+              <w:rPr>
+                <w:rFonts w:ascii="Times New Roman" w:hAnsi="Times New Roman" w:cs="Times New Roman"/>
+                <w:sz w:val="24"/>
+              </w:rPr>
+              <w:t>Todos</w:t>
+            </w:r>
           </w:p>
         </w:tc>
       </w:tr>
@@ -8056,27 +8084,7 @@
           <w:sz w:val="24"/>
           <w:lang w:val="es-CO"/>
         </w:rPr>
-        <w:t xml:space="preserve"> </w:t>
-      </w:r>
-      <w:proofErr w:type="gramStart"/>
-      <w:r>
-        <w:rPr>
-          <w:rFonts w:ascii="Times New Roman" w:eastAsia="Times New Roman" w:hAnsi="Times New Roman" w:cs="Times New Roman"/>
-          <w:kern w:val="0"/>
-          <w:sz w:val="24"/>
-          <w:lang w:val="es-CO"/>
-        </w:rPr>
-        <w:t>Virtual  (</w:t>
-      </w:r>
-      <w:proofErr w:type="gramEnd"/>
-      <w:r>
-        <w:rPr>
-          <w:rFonts w:ascii="Times New Roman" w:eastAsia="Times New Roman" w:hAnsi="Times New Roman" w:cs="Times New Roman"/>
-          <w:kern w:val="0"/>
-          <w:sz w:val="24"/>
-          <w:lang w:val="es-CO"/>
-        </w:rPr>
-        <w:t>https://virtual.tdea.edu.co)</w:t>
+        <w:t xml:space="preserve"> Virtual  (https://virtual.tdea.edu.co)</w:t>
       </w:r>
     </w:p>
     <w:p>
@@ -9835,23 +9843,7 @@
           <w:rFonts w:ascii="Times New Roman" w:hAnsi="Times New Roman" w:cs="Times New Roman"/>
           <w:sz w:val="24"/>
         </w:rPr>
-        <w:t xml:space="preserve"> planea ser la mejor solución a todos estos problemas ya que integra en una sola plataforma todos los procesos clave del laboratorio. En lugar de depender de registros independientes o controles informales, el software nos permitirá automatizar la asignación de turnos y controlar de manera precisa el tiempo de uso de cada equipo. Esto significa </w:t>
-      </w:r>
-      <w:proofErr w:type="gramStart"/>
-      <w:r>
-        <w:rPr>
-          <w:rFonts w:ascii="Times New Roman" w:hAnsi="Times New Roman" w:cs="Times New Roman"/>
-          <w:sz w:val="24"/>
-        </w:rPr>
-        <w:t>que</w:t>
-      </w:r>
-      <w:proofErr w:type="gramEnd"/>
-      <w:r>
-        <w:rPr>
-          <w:rFonts w:ascii="Times New Roman" w:hAnsi="Times New Roman" w:cs="Times New Roman"/>
-          <w:sz w:val="24"/>
-        </w:rPr>
-        <w:t xml:space="preserve"> si un equipo presenta una falla, el sistema dejará constancia inmediatamente, permitiendo programar su mantenimiento sin afectar la organización general del laboratorio ni ningún tipo de espacio ya reservado. De esta manera, cuidamos los equipos y prolongamos su vida útil. </w:t>
+        <w:t xml:space="preserve"> planea ser la mejor solución a todos estos problemas ya que integra en una sola plataforma todos los procesos clave del laboratorio. En lugar de depender de registros independientes o controles informales, el software nos permitirá automatizar la asignación de turnos y controlar de manera precisa el tiempo de uso de cada equipo. Esto significa que si un equipo presenta una falla, el sistema dejará constancia inmediatamente, permitiendo programar su mantenimiento sin afectar la organización general del laboratorio ni ningún tipo de espacio ya reservado. De esta manera, cuidamos los equipos y prolongamos su vida útil. </w:t>
       </w:r>
     </w:p>
     <w:p>
@@ -13560,7 +13552,31 @@
         <w:ind w:left="431" w:firstLine="720"/>
       </w:pPr>
       <w:r>
-        <w:t>Al ingresar, se podrá observar el catálogo de equipos, desde el cual se podrá acceder a un apartado para registrar nuevas incidencias. A través de un formulario, el cual será desarrollado a convenir, se realizará un monitoreo diario donde se visualizará el estado del equipo. En caso de que el equipo esté dañado, se habilitará un panel de apoyo al mantenimiento, permitiendo acceder rápidamente a su gestión.</w:t>
+        <w:t xml:space="preserve">Al ingresar, se podrá observar el catálogo de equipos, desde el cual se podrá acceder a un apartado para registrar nuevas incidencias. A través de un formulario, el cual será desarrollado </w:t>
+      </w:r>
+      <w:r>
+        <w:t xml:space="preserve">para realizar </w:t>
+      </w:r>
+      <w:r>
+        <w:t xml:space="preserve">registros </w:t>
+      </w:r>
+      <w:r>
+        <w:t>histórico</w:t>
+      </w:r>
+      <w:r>
+        <w:t>s</w:t>
+      </w:r>
+      <w:r>
+        <w:t xml:space="preserve"> acerca de:</w:t>
+      </w:r>
+      <w:r>
+        <w:t xml:space="preserve"> </w:t>
+      </w:r>
+      <w:r>
+        <w:t>información general, identificación del equipo, estado físico, estado del sistema, conectividad, periféricos e incidencias. Se realizará</w:t>
+      </w:r>
+      <w:r>
+        <w:t xml:space="preserve"> un monitoreo diario donde se visualizará el estado del equipo. En caso de que el equipo esté dañado, se habilitará un panel de apoyo al mantenimiento, permitiendo acceder rápidamente a su gestión.</w:t>
       </w:r>
     </w:p>
     <w:p>
@@ -13591,18 +13607,29 @@
     </w:p>
     <w:p>
       <w:pPr>
+        <w:pStyle w:val="NormalWeb"/>
         <w:spacing w:line="480" w:lineRule="auto"/>
         <w:ind w:left="431" w:firstLine="720"/>
-        <w:rPr>
-          <w:rFonts w:cs="Times New Roman"/>
-        </w:rPr>
-      </w:pPr>
-      <w:r>
-        <w:rPr>
-          <w:rFonts w:cs="Times New Roman"/>
-        </w:rPr>
-        <w:t>Desde este apartado será visible un botón para generar una nueva incidencia, el cual abrirá un panel de monitoreo. A través de un formulario, el cual será desarrollado a convenir, se podrá registrar el estado diario del equipo. Si se detecta algún daño, se habilitará un panel de apoyo al mantenimiento, facilitando el acceso a su respectiva gestión.</w:t>
-      </w:r>
+      </w:pPr>
+      <w:r>
+        <w:t>Desde este apartado será visible un botón para generar una nueva incidencia, el cual abrirá un panel de monitoreo</w:t>
+      </w:r>
+      <w:r>
+        <w:t xml:space="preserve"> </w:t>
+      </w:r>
+      <w:r>
+        <w:t>A través de un formulario, el cual será desarrollado para realizar registros históricos acerca de: información general, identificación del equipo, estado físico, estado del sistema, conectividad, periféricos e incidencias. Se realizará un monitoreo diario donde se visualizará el estado del equipo. En caso de que el equipo esté dañado, se habilitará un panel de apoyo al mantenimiento, permitiendo acceder rápidamente a su gestión.</w:t>
+      </w:r>
+    </w:p>
+    <w:p>
+      <w:pPr>
+        <w:spacing w:line="480" w:lineRule="auto"/>
+        <w:ind w:left="431" w:firstLine="720"/>
+        <w:rPr>
+          <w:rFonts w:cs="Times New Roman"/>
+          <w:lang w:val="es-CO"/>
+        </w:rPr>
+      </w:pPr>
     </w:p>
     <w:p>
       <w:pPr>
@@ -13656,7 +13683,14 @@
         <w:rPr>
           <w:rFonts w:cs="Times New Roman"/>
         </w:rPr>
-        <w:t>Este módulo inicia cuando el usuario accede a la sección de reservas para consultar los horarios disponibles y finaliza cuando se confirma o gestiona una reserva. Se presenta con una vista tipo calendario o tabla de horarios donde se muestran los espacios disponibles. El usuario puede seleccionar un horario y confirmar la reserva mediante un botón, mientras que el administrador puede visualizar todas las reservas, identificar quién las realizó y realizar ajustes si es necesario.</w:t>
+        <w:t xml:space="preserve">Este módulo inicia cuando el usuario accede a la sección de reservas para consultar los horarios disponibles y finaliza cuando se confirma o gestiona una reserva. Se presenta con una </w:t>
+      </w:r>
+      <w:r>
+        <w:rPr>
+          <w:rFonts w:cs="Times New Roman"/>
+        </w:rPr>
+        <w:lastRenderedPageBreak/>
+        <w:t>vista tipo calendario o tabla de horarios donde se muestran los espacios disponibles. El usuario puede seleccionar un horario y confirmar la reserva mediante un botón, mientras que el administrador puede visualizar todas las reservas, identificar quién las realizó y realizar ajustes si es necesario.</w:t>
       </w:r>
     </w:p>
     <w:p>
@@ -13676,7 +13710,6 @@
           <w:sz w:val="24"/>
           <w:szCs w:val="24"/>
         </w:rPr>
-        <w:lastRenderedPageBreak/>
         <w:t>4.3.</w:t>
       </w:r>
       <w:r>
@@ -13843,6 +13876,7 @@
         <w:ind w:left="709" w:firstLine="720"/>
       </w:pPr>
       <w:r>
+        <w:lastRenderedPageBreak/>
         <w:t>Al ingresar al módulo, el usuario podrá visualizar en el calendario los días que tienen una reserva, los cuales estarán señalados en color verde. Al seleccionar uno, el sistema mostrará los detalles de la reserva, como fecha, hora y equipo asignado. En la parte inferior se dispondrá de un botón de color rojo que permitirá eliminar la reserva.</w:t>
       </w:r>
     </w:p>
@@ -13853,7 +13887,6 @@
         <w:ind w:left="709" w:firstLine="720"/>
       </w:pPr>
       <w:r>
-        <w:lastRenderedPageBreak/>
         <w:t>Al activarlo, se desplegará una ventana de confirmación. Una vez confirmada la acción, el sistema enviará una notificación al administrador informando la cancelación realizada.</w:t>
       </w:r>
     </w:p>
@@ -14038,14 +14071,8 @@
         <w:rPr>
           <w:rFonts w:cs="Times New Roman"/>
         </w:rPr>
-        <w:t xml:space="preserve">Este módulo inicia con la consulta de la información registrada en el sistema y finaliza con la visualización de los reportes generados. Se presenta como un panel con opciones de consulta que permiten acceder a datos organizados en tablas o gráficos. El administrador puede seleccionar diferentes tipos de información para analizar el uso del laboratorio y </w:t>
-      </w:r>
-      <w:r>
-        <w:rPr>
-          <w:rFonts w:cs="Times New Roman"/>
-        </w:rPr>
         <w:lastRenderedPageBreak/>
-        <w:t>obtener una visión general de su funcionamiento.</w:t>
+        <w:t>Este módulo inicia con la consulta de la información registrada en el sistema y finaliza con la visualización de los reportes generados. Se presenta como un panel con opciones de consulta que permiten acceder a datos organizados en tablas o gráficos. El administrador puede seleccionar diferentes tipos de información para analizar el uso del laboratorio y obtener una visión general de su funcionamiento.</w:t>
       </w:r>
     </w:p>
     <w:p>
@@ -14281,14 +14308,8 @@
         <w:rPr>
           <w:rFonts w:cs="Times New Roman"/>
         </w:rPr>
-        <w:t xml:space="preserve">Este módulo inicia cuando el administrador ingresa al sistema y finaliza con la visualización general de la información del laboratorio. Se presenta como una pantalla principal con una barra de navegación que conecta con los diferentes módulos. En esta vista se muestran resúmenes como reservas activas, estado de los equipos y disponibilidad, además </w:t>
-      </w:r>
-      <w:r>
-        <w:rPr>
-          <w:rFonts w:cs="Times New Roman"/>
-        </w:rPr>
         <w:lastRenderedPageBreak/>
-        <w:t>de incluir información sobre qué usuario realizó cada reserva, permitiendo un control más detallado de la gestión.</w:t>
+        <w:t>Este módulo inicia cuando el administrador ingresa al sistema y finaliza con la visualización general de la información del laboratorio. Se presenta como una pantalla principal con una barra de navegación que conecta con los diferentes módulos. En esta vista se muestran resúmenes como reservas activas, estado de los equipos y disponibilidad, además de incluir información sobre qué usuario realizó cada reserva, permitiendo un control más detallado de la gestión.</w:t>
       </w:r>
     </w:p>
     <w:p>
@@ -14530,14 +14551,7 @@
         <w:rPr>
           <w:rFonts w:cs="Times New Roman"/>
         </w:rPr>
-        <w:t xml:space="preserve">Este módulo inicia cuando el usuario ingresa al sistema y finaliza con la visualización </w:t>
-      </w:r>
-      <w:r>
-        <w:rPr>
-          <w:rFonts w:cs="Times New Roman"/>
-        </w:rPr>
-        <w:lastRenderedPageBreak/>
-        <w:t>de la información disponible en su entorno. Se presenta como una pantalla principal con una barra de navegación que permite acceder a las diferentes opciones. En esta vista se muestran notificaciones, avisos o actualizaciones del laboratorio que han sido publicadas por el administrador.</w:t>
+        <w:t>Este módulo inicia cuando el usuario ingresa al sistema y finaliza con la visualización de la información disponible en su entorno. Se presenta como una pantalla principal con una barra de navegación que permite acceder a las diferentes opciones. En esta vista se muestran notificaciones, avisos o actualizaciones del laboratorio que han sido publicadas por el administrador.</w:t>
       </w:r>
     </w:p>
     <w:p>
@@ -14679,6 +14693,7 @@
         <w:ind w:left="720" w:firstLine="720"/>
       </w:pPr>
       <w:r>
+        <w:lastRenderedPageBreak/>
         <w:t>Adicionalmente, el usuario podrá recibir notificaciones al correo si activa esta opción desde su perfil. En caso de no desear recibirlas, deberá dirigirse a la sección de configuraciones, en el apartado general, donde podrá desactivar el envío de correos.</w:t>
       </w:r>
     </w:p>
@@ -14864,6 +14879,7 @@
           <w:sz w:val="24"/>
           <w:szCs w:val="24"/>
         </w:rPr>
+        <w:lastRenderedPageBreak/>
         <w:t>4.4</w:t>
       </w:r>
       <w:r>
@@ -15025,7 +15041,6 @@
           <w:sz w:val="24"/>
           <w:szCs w:val="24"/>
         </w:rPr>
-        <w:lastRenderedPageBreak/>
         <w:t>Backend</w:t>
       </w:r>
       <w:proofErr w:type="spellEnd"/>
@@ -15294,6 +15309,7 @@
         <w:rPr>
           <w:rStyle w:val="Strong"/>
         </w:rPr>
+        <w:lastRenderedPageBreak/>
         <w:t>Tecnologías de autenticación y cifrado:</w:t>
       </w:r>
       <w:r>
@@ -15391,7 +15407,6 @@
           <w:sz w:val="24"/>
           <w:szCs w:val="24"/>
         </w:rPr>
-        <w:lastRenderedPageBreak/>
         <w:t>Mantenimiento y soporte</w:t>
       </w:r>
     </w:p>
@@ -15831,6 +15846,7 @@
           <w:sz w:val="24"/>
           <w:szCs w:val="24"/>
         </w:rPr>
+        <w:lastRenderedPageBreak/>
         <w:t>Backend</w:t>
       </w:r>
       <w:proofErr w:type="spellEnd"/>
@@ -16018,7 +16034,6 @@
           <w:rStyle w:val="Strong"/>
           <w:rFonts w:cs="Times New Roman"/>
         </w:rPr>
-        <w:lastRenderedPageBreak/>
         <w:t>Pandas:</w:t>
       </w:r>
       <w:r>
@@ -16564,7 +16579,6 @@
         <w:rPr>
           <w:rFonts w:cs="Times New Roman"/>
         </w:rPr>
-        <w:lastRenderedPageBreak/>
         <w:pict w14:anchorId="6610E5F0">
           <v:rect id="_x0000_i1026" style="width:0;height:1.5pt" o:hralign="center" o:hrstd="t" o:hr="t" fillcolor="#a0a0a0" stroked="f"/>
         </w:pict>
@@ -17166,29 +17180,967 @@
       <w:pPr>
         <w:pStyle w:val="Textbody"/>
         <w:spacing w:line="480" w:lineRule="auto"/>
-        <w:ind w:left="720" w:hanging="720"/>
-        <w:rPr>
-          <w:rFonts w:ascii="Times New Roman" w:hAnsi="Times New Roman" w:cs="Times New Roman"/>
-          <w:sz w:val="24"/>
-        </w:rPr>
-      </w:pPr>
-      <w:r>
-        <w:rPr>
-          <w:rFonts w:ascii="Times New Roman" w:hAnsi="Times New Roman" w:cs="Times New Roman"/>
-          <w:sz w:val="24"/>
-        </w:rPr>
-        <w:t>Relacionar mediante la norma APA los datos de los libros, documentos, artículos y fuentes que se consultaron para el desarrollo del proyecto.</w:t>
+        <w:ind w:left="706" w:hanging="706"/>
+        <w:rPr>
+          <w:rFonts w:ascii="Times New Roman" w:hAnsi="Times New Roman" w:cs="Times New Roman"/>
+          <w:sz w:val="24"/>
+          <w:lang w:val="en-US"/>
+        </w:rPr>
+      </w:pPr>
+      <w:r>
+        <w:rPr>
+          <w:rFonts w:ascii="Times New Roman" w:hAnsi="Times New Roman" w:cs="Times New Roman"/>
+          <w:sz w:val="24"/>
+        </w:rPr>
+        <w:t xml:space="preserve">Rafael Socas Gutiérrez, Amador Maho </w:t>
+      </w:r>
+      <w:proofErr w:type="spellStart"/>
+      <w:r>
+        <w:rPr>
+          <w:rFonts w:ascii="Times New Roman" w:hAnsi="Times New Roman" w:cs="Times New Roman"/>
+          <w:sz w:val="24"/>
+        </w:rPr>
+        <w:t>Etohá</w:t>
+      </w:r>
+      <w:proofErr w:type="spellEnd"/>
+      <w:r>
+        <w:rPr>
+          <w:rFonts w:ascii="Times New Roman" w:hAnsi="Times New Roman" w:cs="Times New Roman"/>
+          <w:sz w:val="24"/>
+        </w:rPr>
+        <w:t xml:space="preserve">, Luis Gómez Déniz. (2025). Bases de datos. (1ª Ed.). </w:t>
+      </w:r>
+      <w:proofErr w:type="spellStart"/>
+      <w:r>
+        <w:rPr>
+          <w:rFonts w:ascii="Times New Roman" w:hAnsi="Times New Roman" w:cs="Times New Roman"/>
+          <w:sz w:val="24"/>
+          <w:lang w:val="en-US"/>
+        </w:rPr>
+        <w:t>Marcombo</w:t>
+      </w:r>
+      <w:proofErr w:type="spellEnd"/>
+      <w:r>
+        <w:rPr>
+          <w:rFonts w:ascii="Times New Roman" w:hAnsi="Times New Roman" w:cs="Times New Roman"/>
+          <w:sz w:val="24"/>
+          <w:lang w:val="en-US"/>
+        </w:rPr>
+        <w:t xml:space="preserve">, </w:t>
+      </w:r>
+      <w:proofErr w:type="spellStart"/>
+      <w:r>
+        <w:rPr>
+          <w:rFonts w:ascii="Times New Roman" w:hAnsi="Times New Roman" w:cs="Times New Roman"/>
+          <w:sz w:val="24"/>
+          <w:lang w:val="en-US"/>
+        </w:rPr>
+        <w:t>Alphaeditorial</w:t>
+      </w:r>
+      <w:proofErr w:type="spellEnd"/>
+      <w:r>
+        <w:rPr>
+          <w:rFonts w:ascii="Times New Roman" w:hAnsi="Times New Roman" w:cs="Times New Roman"/>
+          <w:sz w:val="24"/>
+          <w:lang w:val="en-US"/>
+        </w:rPr>
+        <w:t>. https://www.alphaeditorialcloud.com/reader/bases-de-datos-1755009043?location=1</w:t>
       </w:r>
     </w:p>
     <w:p>
       <w:pPr>
         <w:pStyle w:val="Textbody"/>
         <w:spacing w:line="480" w:lineRule="auto"/>
-        <w:rPr>
-          <w:rFonts w:ascii="Times New Roman" w:hAnsi="Times New Roman" w:cs="Times New Roman"/>
-          <w:sz w:val="24"/>
-        </w:rPr>
-      </w:pPr>
+        <w:ind w:left="706" w:hanging="706"/>
+        <w:rPr>
+          <w:rFonts w:ascii="Times New Roman" w:hAnsi="Times New Roman" w:cs="Times New Roman"/>
+          <w:sz w:val="24"/>
+          <w:lang w:val="en-US"/>
+        </w:rPr>
+      </w:pPr>
+    </w:p>
+    <w:p>
+      <w:pPr>
+        <w:pStyle w:val="Textbody"/>
+        <w:spacing w:line="480" w:lineRule="auto"/>
+        <w:ind w:left="706" w:hanging="706"/>
+        <w:rPr>
+          <w:rFonts w:ascii="Times New Roman" w:hAnsi="Times New Roman" w:cs="Times New Roman"/>
+          <w:sz w:val="24"/>
+          <w:lang w:val="en-US"/>
+        </w:rPr>
+      </w:pPr>
+      <w:r>
+        <w:rPr>
+          <w:rFonts w:ascii="Times New Roman" w:hAnsi="Times New Roman" w:cs="Times New Roman"/>
+          <w:sz w:val="24"/>
+          <w:lang w:val="en-US"/>
+        </w:rPr>
+        <w:t xml:space="preserve">Shen, F., </w:t>
+      </w:r>
+      <w:proofErr w:type="spellStart"/>
+      <w:r>
+        <w:rPr>
+          <w:rFonts w:ascii="Times New Roman" w:hAnsi="Times New Roman" w:cs="Times New Roman"/>
+          <w:sz w:val="24"/>
+          <w:lang w:val="en-US"/>
+        </w:rPr>
+        <w:t>Xie</w:t>
+      </w:r>
+      <w:proofErr w:type="spellEnd"/>
+      <w:r>
+        <w:rPr>
+          <w:rFonts w:ascii="Times New Roman" w:hAnsi="Times New Roman" w:cs="Times New Roman"/>
+          <w:sz w:val="24"/>
+          <w:lang w:val="en-US"/>
+        </w:rPr>
+        <w:t xml:space="preserve">, N., Chen, L., &amp; Chen, W. (2025). Development of a convenient accounting system based on </w:t>
+      </w:r>
+      <w:proofErr w:type="spellStart"/>
+      <w:r>
+        <w:rPr>
+          <w:rFonts w:ascii="Times New Roman" w:hAnsi="Times New Roman" w:cs="Times New Roman"/>
+          <w:sz w:val="24"/>
+          <w:lang w:val="en-US"/>
+        </w:rPr>
+        <w:t>SpringBoot</w:t>
+      </w:r>
+      <w:proofErr w:type="spellEnd"/>
+      <w:r>
+        <w:rPr>
+          <w:rFonts w:ascii="Times New Roman" w:hAnsi="Times New Roman" w:cs="Times New Roman"/>
+          <w:sz w:val="24"/>
+          <w:lang w:val="en-US"/>
+        </w:rPr>
+        <w:t xml:space="preserve"> + Vue. </w:t>
+      </w:r>
+      <w:proofErr w:type="spellStart"/>
+      <w:r>
+        <w:rPr>
+          <w:rFonts w:ascii="Times New Roman" w:hAnsi="Times New Roman" w:cs="Times New Roman"/>
+          <w:sz w:val="24"/>
+          <w:lang w:val="en-US"/>
+        </w:rPr>
+        <w:t>En</w:t>
+      </w:r>
+      <w:proofErr w:type="spellEnd"/>
+      <w:r>
+        <w:rPr>
+          <w:rFonts w:ascii="Times New Roman" w:hAnsi="Times New Roman" w:cs="Times New Roman"/>
+          <w:sz w:val="24"/>
+          <w:lang w:val="en-US"/>
+        </w:rPr>
+        <w:t xml:space="preserve"> 2025 Asia-Europe Conference on Cybersecurity, Internet of Things and Soft Computing (CITSC). IEEE. https://doi.org/10.1109/CITSC64390.2025.00038</w:t>
+      </w:r>
+    </w:p>
+    <w:p>
+      <w:pPr>
+        <w:pStyle w:val="Textbody"/>
+        <w:spacing w:line="480" w:lineRule="auto"/>
+        <w:ind w:left="706" w:hanging="706"/>
+        <w:rPr>
+          <w:rFonts w:ascii="Times New Roman" w:hAnsi="Times New Roman" w:cs="Times New Roman"/>
+          <w:sz w:val="24"/>
+          <w:lang w:val="en-US"/>
+        </w:rPr>
+      </w:pPr>
+    </w:p>
+    <w:p>
+      <w:pPr>
+        <w:pStyle w:val="Textbody"/>
+        <w:spacing w:line="480" w:lineRule="auto"/>
+        <w:ind w:left="706" w:hanging="706"/>
+        <w:rPr>
+          <w:rFonts w:ascii="Times New Roman" w:hAnsi="Times New Roman" w:cs="Times New Roman"/>
+          <w:sz w:val="24"/>
+          <w:lang w:val="en-US"/>
+        </w:rPr>
+      </w:pPr>
+      <w:proofErr w:type="spellStart"/>
+      <w:r>
+        <w:rPr>
+          <w:rFonts w:ascii="Times New Roman" w:hAnsi="Times New Roman" w:cs="Times New Roman"/>
+          <w:sz w:val="24"/>
+          <w:lang w:val="en-US"/>
+        </w:rPr>
+        <w:t>Zannou</w:t>
+      </w:r>
+      <w:proofErr w:type="spellEnd"/>
+      <w:r>
+        <w:rPr>
+          <w:rFonts w:ascii="Times New Roman" w:hAnsi="Times New Roman" w:cs="Times New Roman"/>
+          <w:sz w:val="24"/>
+          <w:lang w:val="en-US"/>
+        </w:rPr>
+        <w:t xml:space="preserve">, A., </w:t>
+      </w:r>
+      <w:proofErr w:type="spellStart"/>
+      <w:r>
+        <w:rPr>
+          <w:rFonts w:ascii="Times New Roman" w:hAnsi="Times New Roman" w:cs="Times New Roman"/>
+          <w:sz w:val="24"/>
+          <w:lang w:val="en-US"/>
+        </w:rPr>
+        <w:t>Leshob</w:t>
+      </w:r>
+      <w:proofErr w:type="spellEnd"/>
+      <w:r>
+        <w:rPr>
+          <w:rFonts w:ascii="Times New Roman" w:hAnsi="Times New Roman" w:cs="Times New Roman"/>
+          <w:sz w:val="24"/>
+          <w:lang w:val="en-US"/>
+        </w:rPr>
+        <w:t xml:space="preserve">, A., </w:t>
+      </w:r>
+      <w:proofErr w:type="spellStart"/>
+      <w:r>
+        <w:rPr>
+          <w:rFonts w:ascii="Times New Roman" w:hAnsi="Times New Roman" w:cs="Times New Roman"/>
+          <w:sz w:val="24"/>
+          <w:lang w:val="en-US"/>
+        </w:rPr>
+        <w:t>Rab</w:t>
+      </w:r>
+      <w:proofErr w:type="spellEnd"/>
+      <w:r>
+        <w:rPr>
+          <w:rFonts w:ascii="Times New Roman" w:hAnsi="Times New Roman" w:cs="Times New Roman"/>
+          <w:sz w:val="24"/>
+          <w:lang w:val="en-US"/>
+        </w:rPr>
+        <w:t xml:space="preserve">, R., &amp; </w:t>
+      </w:r>
+      <w:proofErr w:type="spellStart"/>
+      <w:r>
+        <w:rPr>
+          <w:rFonts w:ascii="Times New Roman" w:hAnsi="Times New Roman" w:cs="Times New Roman"/>
+          <w:sz w:val="24"/>
+          <w:lang w:val="en-US"/>
+        </w:rPr>
+        <w:t>Hadaya</w:t>
+      </w:r>
+      <w:proofErr w:type="spellEnd"/>
+      <w:r>
+        <w:rPr>
+          <w:rFonts w:ascii="Times New Roman" w:hAnsi="Times New Roman" w:cs="Times New Roman"/>
+          <w:sz w:val="24"/>
+          <w:lang w:val="en-US"/>
+        </w:rPr>
+        <w:t xml:space="preserve">, P. (2023). A method for selecting a suitable cloud computing deployment strategy. </w:t>
+      </w:r>
+      <w:proofErr w:type="spellStart"/>
+      <w:r>
+        <w:rPr>
+          <w:rFonts w:ascii="Times New Roman" w:hAnsi="Times New Roman" w:cs="Times New Roman"/>
+          <w:sz w:val="24"/>
+          <w:lang w:val="en-US"/>
+        </w:rPr>
+        <w:t>En</w:t>
+      </w:r>
+      <w:proofErr w:type="spellEnd"/>
+      <w:r>
+        <w:rPr>
+          <w:rFonts w:ascii="Times New Roman" w:hAnsi="Times New Roman" w:cs="Times New Roman"/>
+          <w:sz w:val="24"/>
+          <w:lang w:val="en-US"/>
+        </w:rPr>
+        <w:t xml:space="preserve"> 2023 IEEE International Conference on e-Business Engineering (ICEBE). IEEE. https://doi.org/10.1109/ICEBE59045.2023.00017</w:t>
+      </w:r>
+    </w:p>
+    <w:p>
+      <w:pPr>
+        <w:pStyle w:val="Textbody"/>
+        <w:spacing w:line="480" w:lineRule="auto"/>
+        <w:ind w:left="706" w:hanging="706"/>
+        <w:rPr>
+          <w:rFonts w:ascii="Times New Roman" w:hAnsi="Times New Roman" w:cs="Times New Roman"/>
+          <w:sz w:val="24"/>
+          <w:lang w:val="en-US"/>
+        </w:rPr>
+      </w:pPr>
+    </w:p>
+    <w:p>
+      <w:pPr>
+        <w:pStyle w:val="Textbody"/>
+        <w:spacing w:line="480" w:lineRule="auto"/>
+        <w:ind w:left="706" w:hanging="706"/>
+        <w:rPr>
+          <w:rFonts w:ascii="Times New Roman" w:hAnsi="Times New Roman" w:cs="Times New Roman"/>
+          <w:sz w:val="24"/>
+          <w:lang w:val="en-US"/>
+        </w:rPr>
+      </w:pPr>
+      <w:r>
+        <w:rPr>
+          <w:rFonts w:ascii="Times New Roman" w:hAnsi="Times New Roman" w:cs="Times New Roman"/>
+          <w:sz w:val="24"/>
+          <w:lang w:val="en-US"/>
+        </w:rPr>
+        <w:t xml:space="preserve">Zhu, Y., Meng, Q., Li, D., Shi, C., Ren, J., &amp; Wu, Y. (2023). A test method for shortening test time of cloud computing platforms. </w:t>
+      </w:r>
+      <w:proofErr w:type="spellStart"/>
+      <w:r>
+        <w:rPr>
+          <w:rFonts w:ascii="Times New Roman" w:hAnsi="Times New Roman" w:cs="Times New Roman"/>
+          <w:sz w:val="24"/>
+          <w:lang w:val="en-US"/>
+        </w:rPr>
+        <w:t>En</w:t>
+      </w:r>
+      <w:proofErr w:type="spellEnd"/>
+      <w:r>
+        <w:rPr>
+          <w:rFonts w:ascii="Times New Roman" w:hAnsi="Times New Roman" w:cs="Times New Roman"/>
+          <w:sz w:val="24"/>
+          <w:lang w:val="en-US"/>
+        </w:rPr>
+        <w:t xml:space="preserve"> 2023 2nd International Conference on Computing, Communication, Perception and Quantum Technology (CCPQT). </w:t>
+      </w:r>
+      <w:r>
+        <w:rPr>
+          <w:rFonts w:ascii="Times New Roman" w:hAnsi="Times New Roman" w:cs="Times New Roman"/>
+          <w:sz w:val="24"/>
+          <w:lang w:val="en-US"/>
+        </w:rPr>
+        <w:t xml:space="preserve">IEEE. </w:t>
+      </w:r>
+      <w:hyperlink r:id="rId17" w:history="1">
+        <w:r>
+          <w:rPr>
+            <w:rStyle w:val="Hyperlink"/>
+            <w:rFonts w:ascii="Times New Roman" w:hAnsi="Times New Roman" w:cs="Times New Roman"/>
+            <w:sz w:val="24"/>
+            <w:lang w:val="en-US"/>
+          </w:rPr>
+          <w:t>https://doi.org/10.1109/CCPQT60491.2023.00021</w:t>
+        </w:r>
+      </w:hyperlink>
+    </w:p>
+    <w:p>
+      <w:pPr>
+        <w:pStyle w:val="Textbody"/>
+        <w:spacing w:line="480" w:lineRule="auto"/>
+        <w:ind w:left="706" w:hanging="706"/>
+        <w:rPr>
+          <w:rFonts w:ascii="Times New Roman" w:hAnsi="Times New Roman" w:cs="Times New Roman"/>
+          <w:sz w:val="24"/>
+        </w:rPr>
+      </w:pPr>
+      <w:r>
+        <w:rPr>
+          <w:rFonts w:ascii="Times New Roman" w:hAnsi="Times New Roman" w:cs="Times New Roman"/>
+          <w:sz w:val="24"/>
+          <w:lang w:val="en-US"/>
+        </w:rPr>
+        <w:t xml:space="preserve">Capterra. (2024-2025). </w:t>
+      </w:r>
+      <w:proofErr w:type="spellStart"/>
+      <w:r>
+        <w:rPr>
+          <w:rFonts w:ascii="Times New Roman" w:hAnsi="Times New Roman" w:cs="Times New Roman"/>
+          <w:sz w:val="24"/>
+          <w:lang w:val="en-US"/>
+        </w:rPr>
+        <w:t>Zoho</w:t>
+      </w:r>
+      <w:proofErr w:type="spellEnd"/>
+      <w:r>
+        <w:rPr>
+          <w:rFonts w:ascii="Times New Roman" w:hAnsi="Times New Roman" w:cs="Times New Roman"/>
+          <w:sz w:val="24"/>
+          <w:lang w:val="en-US"/>
+        </w:rPr>
+        <w:t xml:space="preserve"> Bookings [</w:t>
+      </w:r>
+      <w:proofErr w:type="spellStart"/>
+      <w:r>
+        <w:rPr>
+          <w:rFonts w:ascii="Times New Roman" w:hAnsi="Times New Roman" w:cs="Times New Roman"/>
+          <w:sz w:val="24"/>
+          <w:lang w:val="en-US"/>
+        </w:rPr>
+        <w:t>Perfil</w:t>
+      </w:r>
+      <w:proofErr w:type="spellEnd"/>
+      <w:r>
+        <w:rPr>
+          <w:rFonts w:ascii="Times New Roman" w:hAnsi="Times New Roman" w:cs="Times New Roman"/>
+          <w:sz w:val="24"/>
+          <w:lang w:val="en-US"/>
+        </w:rPr>
+        <w:t xml:space="preserve"> de software]. </w:t>
+      </w:r>
+      <w:proofErr w:type="spellStart"/>
+      <w:r>
+        <w:rPr>
+          <w:rFonts w:ascii="Times New Roman" w:hAnsi="Times New Roman" w:cs="Times New Roman"/>
+          <w:sz w:val="24"/>
+        </w:rPr>
+        <w:t>Capterra</w:t>
+      </w:r>
+      <w:proofErr w:type="spellEnd"/>
+      <w:r>
+        <w:rPr>
+          <w:rFonts w:ascii="Times New Roman" w:hAnsi="Times New Roman" w:cs="Times New Roman"/>
+          <w:sz w:val="24"/>
+        </w:rPr>
+        <w:t>. https://www.capterra.co/directory/30757/appointment-scheduling/software?product_id=zoho-bookings</w:t>
+      </w:r>
+    </w:p>
+    <w:p>
+      <w:pPr>
+        <w:pStyle w:val="Textbody"/>
+        <w:spacing w:line="480" w:lineRule="auto"/>
+        <w:ind w:left="706" w:hanging="706"/>
+        <w:rPr>
+          <w:rFonts w:ascii="Times New Roman" w:hAnsi="Times New Roman" w:cs="Times New Roman"/>
+          <w:sz w:val="24"/>
+        </w:rPr>
+      </w:pPr>
+    </w:p>
+    <w:p>
+      <w:pPr>
+        <w:pStyle w:val="Textbody"/>
+        <w:spacing w:line="480" w:lineRule="auto"/>
+        <w:ind w:left="706" w:hanging="706"/>
+        <w:rPr>
+          <w:rFonts w:ascii="Times New Roman" w:hAnsi="Times New Roman" w:cs="Times New Roman"/>
+          <w:sz w:val="24"/>
+        </w:rPr>
+      </w:pPr>
+      <w:proofErr w:type="spellStart"/>
+      <w:r>
+        <w:rPr>
+          <w:rFonts w:ascii="Times New Roman" w:hAnsi="Times New Roman" w:cs="Times New Roman"/>
+          <w:sz w:val="24"/>
+        </w:rPr>
+        <w:t>Capterra</w:t>
+      </w:r>
+      <w:proofErr w:type="spellEnd"/>
+      <w:r>
+        <w:rPr>
+          <w:rFonts w:ascii="Times New Roman" w:hAnsi="Times New Roman" w:cs="Times New Roman"/>
+          <w:sz w:val="24"/>
+        </w:rPr>
+        <w:t xml:space="preserve">. (2026). </w:t>
+      </w:r>
+      <w:proofErr w:type="spellStart"/>
+      <w:r>
+        <w:rPr>
+          <w:rFonts w:ascii="Times New Roman" w:hAnsi="Times New Roman" w:cs="Times New Roman"/>
+          <w:sz w:val="24"/>
+        </w:rPr>
+        <w:t>Fresha</w:t>
+      </w:r>
+      <w:proofErr w:type="spellEnd"/>
+      <w:r>
+        <w:rPr>
+          <w:rFonts w:ascii="Times New Roman" w:hAnsi="Times New Roman" w:cs="Times New Roman"/>
+          <w:sz w:val="24"/>
+        </w:rPr>
+        <w:t xml:space="preserve"> [Perfil de software]. </w:t>
+      </w:r>
+      <w:proofErr w:type="spellStart"/>
+      <w:r>
+        <w:rPr>
+          <w:rFonts w:ascii="Times New Roman" w:hAnsi="Times New Roman" w:cs="Times New Roman"/>
+          <w:sz w:val="24"/>
+        </w:rPr>
+        <w:t>Capterra</w:t>
+      </w:r>
+      <w:proofErr w:type="spellEnd"/>
+      <w:r>
+        <w:rPr>
+          <w:rFonts w:ascii="Times New Roman" w:hAnsi="Times New Roman" w:cs="Times New Roman"/>
+          <w:sz w:val="24"/>
+        </w:rPr>
+        <w:t>. https://www.capterra.co/directory/30757/appointment-</w:t>
+      </w:r>
+      <w:r>
+        <w:rPr>
+          <w:rFonts w:ascii="Times New Roman" w:hAnsi="Times New Roman" w:cs="Times New Roman"/>
+          <w:sz w:val="24"/>
+        </w:rPr>
+        <w:lastRenderedPageBreak/>
+        <w:t>scheduling/software?utm_source</w:t>
+      </w:r>
+    </w:p>
+    <w:p>
+      <w:pPr>
+        <w:pStyle w:val="Textbody"/>
+        <w:spacing w:line="480" w:lineRule="auto"/>
+        <w:rPr>
+          <w:rFonts w:ascii="Times New Roman" w:hAnsi="Times New Roman" w:cs="Times New Roman"/>
+          <w:sz w:val="24"/>
+        </w:rPr>
+      </w:pPr>
+    </w:p>
+    <w:p>
+      <w:pPr>
+        <w:pStyle w:val="Textbody"/>
+        <w:spacing w:line="480" w:lineRule="auto"/>
+        <w:ind w:left="706" w:hanging="706"/>
+        <w:rPr>
+          <w:rFonts w:ascii="Times New Roman" w:hAnsi="Times New Roman" w:cs="Times New Roman"/>
+          <w:sz w:val="24"/>
+          <w:lang w:val="en-US"/>
+        </w:rPr>
+      </w:pPr>
+      <w:r>
+        <w:rPr>
+          <w:rFonts w:ascii="Times New Roman" w:hAnsi="Times New Roman" w:cs="Times New Roman"/>
+          <w:sz w:val="24"/>
+          <w:lang w:val="en-US"/>
+        </w:rPr>
+        <w:t>IEEE Computer Society. (2024). What is software maintenance? https://www.computer.org/resources/software-maintenance</w:t>
+      </w:r>
+    </w:p>
+    <w:p>
+      <w:pPr>
+        <w:pStyle w:val="Textbody"/>
+        <w:spacing w:line="480" w:lineRule="auto"/>
+        <w:ind w:left="706" w:hanging="706"/>
+        <w:rPr>
+          <w:rFonts w:ascii="Times New Roman" w:hAnsi="Times New Roman" w:cs="Times New Roman"/>
+          <w:sz w:val="24"/>
+          <w:lang w:val="en-US"/>
+        </w:rPr>
+      </w:pPr>
+    </w:p>
+    <w:p>
+      <w:pPr>
+        <w:pStyle w:val="Textbody"/>
+        <w:spacing w:line="480" w:lineRule="auto"/>
+        <w:ind w:left="706" w:hanging="706"/>
+        <w:rPr>
+          <w:rFonts w:ascii="Times New Roman" w:hAnsi="Times New Roman" w:cs="Times New Roman"/>
+          <w:sz w:val="24"/>
+          <w:lang w:val="en-US"/>
+        </w:rPr>
+      </w:pPr>
+      <w:proofErr w:type="spellStart"/>
+      <w:r>
+        <w:rPr>
+          <w:rFonts w:ascii="Times New Roman" w:hAnsi="Times New Roman" w:cs="Times New Roman"/>
+          <w:sz w:val="24"/>
+          <w:lang w:val="en-US"/>
+        </w:rPr>
+        <w:t>Washizaki</w:t>
+      </w:r>
+      <w:proofErr w:type="spellEnd"/>
+      <w:r>
+        <w:rPr>
+          <w:rFonts w:ascii="Times New Roman" w:hAnsi="Times New Roman" w:cs="Times New Roman"/>
+          <w:sz w:val="24"/>
+          <w:lang w:val="en-US"/>
+        </w:rPr>
+        <w:t xml:space="preserve">, H. (Ed.). (2024). Guide to the software engineering body of knowledge (SWEBOK Guide), version 4.0. IEEE Computer Society. </w:t>
+      </w:r>
+      <w:hyperlink r:id="rId18" w:history="1">
+        <w:r>
+          <w:rPr>
+            <w:rStyle w:val="Hyperlink"/>
+            <w:rFonts w:ascii="Times New Roman" w:hAnsi="Times New Roman" w:cs="Times New Roman"/>
+            <w:sz w:val="24"/>
+            <w:lang w:val="en-US"/>
+          </w:rPr>
+          <w:t>https://www.computer.org/education/bodies-of-knowledge/software-engineering</w:t>
+        </w:r>
+      </w:hyperlink>
+    </w:p>
+    <w:p>
+      <w:pPr>
+        <w:pStyle w:val="Textbody"/>
+        <w:spacing w:line="480" w:lineRule="auto"/>
+        <w:ind w:left="706" w:hanging="706"/>
+        <w:rPr>
+          <w:rFonts w:ascii="Times New Roman" w:hAnsi="Times New Roman" w:cs="Times New Roman"/>
+          <w:sz w:val="24"/>
+          <w:lang w:val="en-US"/>
+        </w:rPr>
+      </w:pPr>
+    </w:p>
+    <w:p>
+      <w:pPr>
+        <w:pStyle w:val="Textbody"/>
+        <w:spacing w:line="480" w:lineRule="auto"/>
+        <w:ind w:left="706" w:hanging="706"/>
+        <w:rPr>
+          <w:rFonts w:ascii="Times New Roman" w:hAnsi="Times New Roman" w:cs="Times New Roman"/>
+          <w:sz w:val="24"/>
+          <w:lang w:val="es-CO"/>
+        </w:rPr>
+      </w:pPr>
+      <w:r>
+        <w:rPr>
+          <w:rFonts w:ascii="Times New Roman" w:hAnsi="Times New Roman" w:cs="Times New Roman"/>
+          <w:sz w:val="24"/>
+          <w:lang w:val="es-CO"/>
+        </w:rPr>
+        <w:t>Wikipedia. (2025). Tecnológico de Antioquia. Wikipedia. https://es.wikipedia.org/wiki/Tecnol%C3%B3gico_de_Antioquia</w:t>
+      </w:r>
+    </w:p>
+    <w:p>
+      <w:pPr>
+        <w:pStyle w:val="Textbody"/>
+        <w:spacing w:line="480" w:lineRule="auto"/>
+        <w:ind w:left="706" w:hanging="706"/>
+        <w:rPr>
+          <w:rFonts w:ascii="Times New Roman" w:hAnsi="Times New Roman" w:cs="Times New Roman"/>
+          <w:sz w:val="24"/>
+          <w:lang w:val="es-CO"/>
+        </w:rPr>
+      </w:pPr>
+    </w:p>
+    <w:p>
+      <w:pPr>
+        <w:pStyle w:val="Textbody"/>
+        <w:spacing w:line="480" w:lineRule="auto"/>
+        <w:ind w:left="706" w:hanging="706"/>
+        <w:rPr>
+          <w:rFonts w:ascii="Times New Roman" w:hAnsi="Times New Roman" w:cs="Times New Roman"/>
+          <w:sz w:val="24"/>
+          <w:lang w:val="es-CO"/>
+        </w:rPr>
+      </w:pPr>
+      <w:r>
+        <w:rPr>
+          <w:rFonts w:ascii="Times New Roman" w:hAnsi="Times New Roman" w:cs="Times New Roman"/>
+          <w:sz w:val="24"/>
+          <w:lang w:val="es-CO"/>
+        </w:rPr>
+        <w:t xml:space="preserve">Tecnológico de Antioquia. (2026). Sección: Sobre el </w:t>
+      </w:r>
+      <w:proofErr w:type="spellStart"/>
+      <w:r>
+        <w:rPr>
+          <w:rFonts w:ascii="Times New Roman" w:hAnsi="Times New Roman" w:cs="Times New Roman"/>
+          <w:sz w:val="24"/>
+          <w:lang w:val="es-CO"/>
+        </w:rPr>
+        <w:t>TdeA</w:t>
+      </w:r>
+      <w:proofErr w:type="spellEnd"/>
+      <w:r>
+        <w:rPr>
+          <w:rFonts w:ascii="Times New Roman" w:hAnsi="Times New Roman" w:cs="Times New Roman"/>
+          <w:sz w:val="24"/>
+          <w:lang w:val="es-CO"/>
+        </w:rPr>
+        <w:t xml:space="preserve"> (Directivos, Unidades Estratégicas). Página Institucional </w:t>
+      </w:r>
+      <w:proofErr w:type="spellStart"/>
+      <w:r>
+        <w:rPr>
+          <w:rFonts w:ascii="Times New Roman" w:hAnsi="Times New Roman" w:cs="Times New Roman"/>
+          <w:sz w:val="24"/>
+          <w:lang w:val="es-CO"/>
+        </w:rPr>
+        <w:t>Tdea</w:t>
+      </w:r>
+      <w:proofErr w:type="spellEnd"/>
+      <w:r>
+        <w:rPr>
+          <w:rFonts w:ascii="Times New Roman" w:hAnsi="Times New Roman" w:cs="Times New Roman"/>
+          <w:sz w:val="24"/>
+          <w:lang w:val="es-CO"/>
+        </w:rPr>
+        <w:t>.</w:t>
+      </w:r>
+    </w:p>
+    <w:p>
+      <w:pPr>
+        <w:pStyle w:val="Textbody"/>
+        <w:spacing w:line="480" w:lineRule="auto"/>
+        <w:ind w:left="706" w:hanging="706"/>
+        <w:rPr>
+          <w:rFonts w:ascii="Times New Roman" w:hAnsi="Times New Roman" w:cs="Times New Roman"/>
+          <w:sz w:val="24"/>
+          <w:lang w:val="es-CO"/>
+        </w:rPr>
+      </w:pPr>
+      <w:r>
+        <w:rPr>
+          <w:rFonts w:ascii="Times New Roman" w:hAnsi="Times New Roman" w:cs="Times New Roman"/>
+          <w:sz w:val="24"/>
+          <w:lang w:val="es-CO"/>
+        </w:rPr>
+        <w:t>https://tdea.edu.co/aspirantes/.</w:t>
+      </w:r>
+    </w:p>
+    <w:p>
+      <w:pPr>
+        <w:pStyle w:val="Textbody"/>
+        <w:spacing w:line="480" w:lineRule="auto"/>
+        <w:ind w:left="706" w:hanging="706"/>
+        <w:rPr>
+          <w:rFonts w:ascii="Times New Roman" w:hAnsi="Times New Roman" w:cs="Times New Roman"/>
+          <w:sz w:val="24"/>
+          <w:lang w:val="es-CO"/>
+        </w:rPr>
+      </w:pPr>
+    </w:p>
+    <w:p>
+      <w:pPr>
+        <w:pStyle w:val="Textbody"/>
+        <w:spacing w:line="480" w:lineRule="auto"/>
+        <w:ind w:left="706" w:hanging="706"/>
+        <w:rPr>
+          <w:rFonts w:ascii="Times New Roman" w:hAnsi="Times New Roman" w:cs="Times New Roman"/>
+          <w:sz w:val="24"/>
+          <w:lang w:val="es-CO"/>
+        </w:rPr>
+      </w:pPr>
+      <w:r>
+        <w:rPr>
+          <w:rFonts w:ascii="Times New Roman" w:hAnsi="Times New Roman" w:cs="Times New Roman"/>
+          <w:sz w:val="24"/>
+          <w:lang w:val="es-CO"/>
+        </w:rPr>
+        <w:t xml:space="preserve">Tecnológico de Antioquia.(2026). Conoce las facultades de la </w:t>
+      </w:r>
+      <w:proofErr w:type="spellStart"/>
+      <w:r>
+        <w:rPr>
+          <w:rFonts w:ascii="Times New Roman" w:hAnsi="Times New Roman" w:cs="Times New Roman"/>
+          <w:sz w:val="24"/>
+          <w:lang w:val="es-CO"/>
+        </w:rPr>
+        <w:t>TdeA</w:t>
+      </w:r>
+      <w:proofErr w:type="spellEnd"/>
+      <w:r>
+        <w:rPr>
+          <w:rFonts w:ascii="Times New Roman" w:hAnsi="Times New Roman" w:cs="Times New Roman"/>
+          <w:sz w:val="24"/>
+          <w:lang w:val="es-CO"/>
+        </w:rPr>
+        <w:t xml:space="preserve"> y su oferta académica. Página Institucional </w:t>
+      </w:r>
+      <w:proofErr w:type="spellStart"/>
+      <w:r>
+        <w:rPr>
+          <w:rFonts w:ascii="Times New Roman" w:hAnsi="Times New Roman" w:cs="Times New Roman"/>
+          <w:sz w:val="24"/>
+          <w:lang w:val="es-CO"/>
+        </w:rPr>
+        <w:t>Tdea</w:t>
+      </w:r>
+      <w:proofErr w:type="spellEnd"/>
+      <w:r>
+        <w:rPr>
+          <w:rFonts w:ascii="Times New Roman" w:hAnsi="Times New Roman" w:cs="Times New Roman"/>
+          <w:sz w:val="24"/>
+          <w:lang w:val="es-CO"/>
+        </w:rPr>
+        <w:t>.</w:t>
+      </w:r>
+    </w:p>
+    <w:p>
+      <w:pPr>
+        <w:pStyle w:val="Textbody"/>
+        <w:spacing w:line="480" w:lineRule="auto"/>
+        <w:ind w:left="706" w:hanging="706"/>
+        <w:rPr>
+          <w:rFonts w:ascii="Times New Roman" w:hAnsi="Times New Roman" w:cs="Times New Roman"/>
+          <w:sz w:val="24"/>
+          <w:lang w:val="es-CO"/>
+        </w:rPr>
+      </w:pPr>
+      <w:r>
+        <w:rPr>
+          <w:rFonts w:ascii="Times New Roman" w:hAnsi="Times New Roman" w:cs="Times New Roman"/>
+          <w:sz w:val="24"/>
+          <w:lang w:val="es-CO"/>
+        </w:rPr>
+        <w:t>https://tdea.edu.co/index.php/oferta-academica/facultades.</w:t>
+      </w:r>
+    </w:p>
+    <w:p>
+      <w:pPr>
+        <w:pStyle w:val="Textbody"/>
+        <w:spacing w:line="480" w:lineRule="auto"/>
+        <w:ind w:left="706" w:hanging="706"/>
+        <w:rPr>
+          <w:rFonts w:ascii="Times New Roman" w:hAnsi="Times New Roman" w:cs="Times New Roman"/>
+          <w:sz w:val="24"/>
+          <w:lang w:val="es-CO"/>
+        </w:rPr>
+      </w:pPr>
+    </w:p>
+    <w:p>
+      <w:pPr>
+        <w:pStyle w:val="Textbody"/>
+        <w:spacing w:line="480" w:lineRule="auto"/>
+        <w:ind w:left="706" w:hanging="706"/>
+        <w:rPr>
+          <w:rFonts w:ascii="Times New Roman" w:hAnsi="Times New Roman" w:cs="Times New Roman"/>
+          <w:sz w:val="24"/>
+          <w:lang w:val="es-CO"/>
+        </w:rPr>
+      </w:pPr>
+      <w:r>
+        <w:rPr>
+          <w:rFonts w:ascii="Times New Roman" w:hAnsi="Times New Roman" w:cs="Times New Roman"/>
+          <w:sz w:val="24"/>
+          <w:lang w:val="es-CO"/>
+        </w:rPr>
+        <w:t xml:space="preserve">Serrano, R. &amp; </w:t>
+      </w:r>
+      <w:proofErr w:type="spellStart"/>
+      <w:r>
+        <w:rPr>
+          <w:rFonts w:ascii="Times New Roman" w:hAnsi="Times New Roman" w:cs="Times New Roman"/>
+          <w:sz w:val="24"/>
+          <w:lang w:val="es-CO"/>
+        </w:rPr>
+        <w:t>Nuñez</w:t>
+      </w:r>
+      <w:proofErr w:type="spellEnd"/>
+      <w:r>
+        <w:rPr>
+          <w:rFonts w:ascii="Times New Roman" w:hAnsi="Times New Roman" w:cs="Times New Roman"/>
+          <w:sz w:val="24"/>
+          <w:lang w:val="es-CO"/>
+        </w:rPr>
+        <w:t xml:space="preserve"> Sabin, M. Á. (2025). CI/CD de Arquitecturas.Net: despliegue en Azure: (1 ed.). Marcombo. https://elibro.net/es/lc/tdea/titulos/286809</w:t>
+      </w:r>
+    </w:p>
+    <w:p>
+      <w:pPr>
+        <w:pStyle w:val="Textbody"/>
+        <w:spacing w:line="480" w:lineRule="auto"/>
+        <w:ind w:left="706" w:hanging="706"/>
+        <w:rPr>
+          <w:rFonts w:ascii="Times New Roman" w:hAnsi="Times New Roman" w:cs="Times New Roman"/>
+          <w:sz w:val="24"/>
+          <w:lang w:val="es-CO"/>
+        </w:rPr>
+      </w:pPr>
+    </w:p>
+    <w:p>
+      <w:pPr>
+        <w:pStyle w:val="Textbody"/>
+        <w:spacing w:line="480" w:lineRule="auto"/>
+        <w:ind w:left="706" w:hanging="706"/>
+        <w:rPr>
+          <w:rFonts w:ascii="Times New Roman" w:hAnsi="Times New Roman" w:cs="Times New Roman"/>
+          <w:sz w:val="24"/>
+          <w:lang w:val="es-CO"/>
+        </w:rPr>
+      </w:pPr>
+      <w:r>
+        <w:rPr>
+          <w:rFonts w:ascii="Times New Roman" w:hAnsi="Times New Roman" w:cs="Times New Roman"/>
+          <w:sz w:val="24"/>
+          <w:lang w:val="es-CO"/>
+        </w:rPr>
+        <w:lastRenderedPageBreak/>
+        <w:t xml:space="preserve">Domínguez Mínguez, T. (2023). Internet de las cosas, los servicios en la nube y el ESP8266: (1 ed.). </w:t>
+      </w:r>
+      <w:r>
+        <w:rPr>
+          <w:rFonts w:ascii="Times New Roman" w:hAnsi="Times New Roman" w:cs="Times New Roman"/>
+          <w:sz w:val="24"/>
+          <w:lang w:val="es-CO"/>
+        </w:rPr>
+        <w:t xml:space="preserve">Marcombo. </w:t>
+      </w:r>
+      <w:hyperlink r:id="rId19" w:history="1">
+        <w:r>
+          <w:rPr>
+            <w:rStyle w:val="Hyperlink"/>
+            <w:rFonts w:ascii="Times New Roman" w:hAnsi="Times New Roman" w:cs="Times New Roman"/>
+            <w:sz w:val="24"/>
+            <w:lang w:val="es-CO"/>
+          </w:rPr>
+          <w:t>https://elibro.net/es/lc/tdea/titulos/281677</w:t>
+        </w:r>
+      </w:hyperlink>
+    </w:p>
+    <w:p>
+      <w:pPr>
+        <w:pStyle w:val="Textbody"/>
+        <w:spacing w:line="480" w:lineRule="auto"/>
+        <w:ind w:left="706" w:hanging="706"/>
+        <w:rPr>
+          <w:rFonts w:ascii="Times New Roman" w:hAnsi="Times New Roman" w:cs="Times New Roman"/>
+          <w:sz w:val="24"/>
+          <w:lang w:val="es-CO"/>
+        </w:rPr>
+      </w:pPr>
+    </w:p>
+    <w:p>
+      <w:pPr>
+        <w:pStyle w:val="Textbody"/>
+        <w:spacing w:line="480" w:lineRule="auto"/>
+        <w:ind w:left="706" w:hanging="706"/>
+        <w:rPr>
+          <w:rFonts w:ascii="Times New Roman" w:hAnsi="Times New Roman" w:cs="Times New Roman"/>
+          <w:sz w:val="24"/>
+          <w:lang w:val="es-CO"/>
+        </w:rPr>
+      </w:pPr>
+      <w:r>
+        <w:rPr>
+          <w:rFonts w:ascii="Times New Roman" w:hAnsi="Times New Roman" w:cs="Times New Roman"/>
+          <w:sz w:val="24"/>
+          <w:lang w:val="es-CO"/>
+        </w:rPr>
+        <w:t>Fernández, P. (2023). Construcción y diseño de páginas web con HTML, CSS y JavaScript (Edición 2023). Rama Editorial. https://www-digitaliapublishing-com.tdea.basesdedatosezproxy.com/a/129796</w:t>
+      </w:r>
+    </w:p>
+    <w:p>
+      <w:pPr>
+        <w:pStyle w:val="Textbody"/>
+        <w:spacing w:line="480" w:lineRule="auto"/>
+        <w:ind w:left="706" w:hanging="706"/>
+        <w:rPr>
+          <w:rFonts w:ascii="Times New Roman" w:hAnsi="Times New Roman" w:cs="Times New Roman"/>
+          <w:sz w:val="24"/>
+          <w:lang w:val="es-CO"/>
+        </w:rPr>
+      </w:pPr>
+    </w:p>
+    <w:p>
+      <w:pPr>
+        <w:pStyle w:val="Textbody"/>
+        <w:spacing w:line="480" w:lineRule="auto"/>
+        <w:ind w:left="706" w:hanging="706"/>
+        <w:rPr>
+          <w:rFonts w:ascii="Times New Roman" w:hAnsi="Times New Roman" w:cs="Times New Roman"/>
+          <w:sz w:val="24"/>
+          <w:lang w:val="es-CO"/>
+        </w:rPr>
+      </w:pPr>
+      <w:r>
+        <w:rPr>
+          <w:rFonts w:ascii="Times New Roman" w:hAnsi="Times New Roman" w:cs="Times New Roman"/>
+          <w:sz w:val="24"/>
+          <w:lang w:val="es-CO"/>
+        </w:rPr>
+        <w:t>Domínguez, T. (2024). JavaScript como nunca antes se lo habían contado (Edición 2024). MARCOMBO, S.L</w:t>
+      </w:r>
+    </w:p>
+    <w:p>
+      <w:pPr>
+        <w:pStyle w:val="Textbody"/>
+        <w:spacing w:line="480" w:lineRule="auto"/>
+        <w:ind w:left="706" w:hanging="706"/>
+        <w:rPr>
+          <w:rFonts w:ascii="Times New Roman" w:hAnsi="Times New Roman" w:cs="Times New Roman"/>
+          <w:sz w:val="24"/>
+          <w:lang w:val="es-CO"/>
+        </w:rPr>
+      </w:pPr>
+      <w:r>
+        <w:rPr>
+          <w:rFonts w:ascii="Times New Roman" w:hAnsi="Times New Roman" w:cs="Times New Roman"/>
+          <w:sz w:val="24"/>
+          <w:lang w:val="es-CO"/>
+        </w:rPr>
+        <w:t>https://www-alphaeditorialcloud-com.tdea.basesdedatosezproxy.com/reader/javascript-como-nunca-antes-se-lo-habian-contado-1716413290?location=3</w:t>
+      </w:r>
     </w:p>
     <w:sectPr>
       <w:pgSz w:w="11906" w:h="16838"/>
@@ -22678,6 +23630,7 @@
     <w:lsdException w:name="HTML Sample" w:semiHidden="1" w:unhideWhenUsed="1"/>
     <w:lsdException w:name="HTML Typewriter" w:semiHidden="1" w:unhideWhenUsed="1"/>
     <w:lsdException w:name="HTML Variable" w:semiHidden="1" w:unhideWhenUsed="1"/>
+    <w:lsdException w:name="Normal Table" w:semiHidden="1" w:unhideWhenUsed="1"/>
     <w:lsdException w:name="annotation subject" w:semiHidden="1" w:unhideWhenUsed="1"/>
     <w:lsdException w:name="No List" w:semiHidden="1" w:unhideWhenUsed="1"/>
     <w:lsdException w:name="Outline List 1" w:semiHidden="1" w:unhideWhenUsed="1"/>
@@ -22724,8 +23677,10 @@
     <w:lsdException w:name="Table Subtle 2" w:semiHidden="1" w:unhideWhenUsed="1"/>
     <w:lsdException w:name="Table Web 1" w:semiHidden="1" w:unhideWhenUsed="1"/>
     <w:lsdException w:name="Table Web 2" w:semiHidden="1" w:unhideWhenUsed="1"/>
+    <w:lsdException w:name="Table Web 3" w:semiHidden="1" w:unhideWhenUsed="1"/>
     <w:lsdException w:name="Balloon Text" w:semiHidden="1" w:unhideWhenUsed="1"/>
     <w:lsdException w:name="Table Grid" w:uiPriority="39"/>
+    <w:lsdException w:name="Table Theme" w:semiHidden="1" w:unhideWhenUsed="1"/>
     <w:lsdException w:name="Placeholder Text" w:semiHidden="1"/>
     <w:lsdException w:name="No Spacing" w:uiPriority="1" w:qFormat="1"/>
     <w:lsdException w:name="Light Shading" w:uiPriority="60"/>
